--- a/modul_praktikum/Pertemuan_09_Checkout_Atomik_Order_Induk_Snapshot_dan_Pre-Order.docx
+++ b/modul_praktikum/Pertemuan_09_Checkout_Atomik_Order_Induk_Snapshot_dan_Pre-Order.docx
@@ -87,7 +87,7 @@
           <w:color w:val="0B2545"/>
           <w:sz w:val="21"/>
         </w:rPr>
-        <w:t>14 pertemuan × 6 jam = 84 jam untuk menghasilkan MVP yang dapat didemokan, diuji, dan disiapkan menuju deployment.</w:t>
+        <w:t>14 pertemuan × 3,5 jam efektif di kelas = 49 jam (ditambah tugas mandiri di luar kelas) untuk menghasilkan MVP yang dapat didemokan, diuji, dan disiapkan menuju deployment.</w:t>
       </w:r>
     </w:p>
     <w:tbl>
@@ -554,7 +554,7 @@
                 <w:color w:val="1F2937"/>
                 <w:sz w:val="16"/>
               </w:rPr>
-              <w:t>360 menit (6 jam)</w:t>
+              <w:t>210 menit efektif di kelas (3 jam 30 menit); tugas mandiri di luar kelas hingga 120 menit (2 jam)</w:t>
             </w:r>
           </w:p>
         </w:tc>
@@ -818,7 +818,7 @@
         <w:pStyle w:val="Heading3"/>
       </w:pPr>
       <w:r>
-        <w:t>Pengetahuan Teknis Laravel 13 yang Wajib Dikuasai</w:t>
+        <w:t>Pengetahuan Teknis dan Penjelasan Mandiri (Laravel 13)</w:t>
       </w:r>
     </w:p>
     <w:p>
@@ -931,14 +931,6 @@
     </w:p>
     <w:p>
       <w:pPr>
-        <w:pStyle w:val="Heading3"/>
-      </w:pPr>
-      <w:r>
-        <w:t>Penjelasan Mandiri: Konsep, Cara Kerja, dan Aturan Implementasi</w:t>
-      </w:r>
-    </w:p>
-    <w:p>
-      <w:pPr>
         <w:pStyle w:val="CalloutConcept"/>
         <w:shd w:fill="EAF2FF" w:val="clear"/>
         <w:pBdr>
@@ -1002,1438 +994,1037 @@
     <w:p>
       <w:pPr>
         <w:pStyle w:val="CodeHeader"/>
-        <w:shd w:fill="2D2D30"/>
         <w:keepNext/>
         <w:pBdr>
-          <w:left w:val="single" w:sz="4" w:space="8" w:color="2D2D30"/>
+          <w:left w:val="single" w:sz="12" w:space="8" w:color="B8DDE0"/>
         </w:pBdr>
+        <w:shd w:val="clear" w:color="auto" w:fill="E4EAED"/>
       </w:pPr>
       <w:r>
-        <w:t>LANDASAN TEKNIS — app/Services/CheckoutService.php   •   PHP</w:t>
+        <w:rPr>
+          <w:rFonts w:ascii="Consolas" w:hAnsi="Consolas"/>
+          <w:b/>
+          <w:color w:val="262626"/>
+          <w:sz w:val="16"/>
+        </w:rPr>
+        <w:t xml:space="preserve">LANDASAN TEKNIS — app/Services/CheckoutService.php   •   PHP</w:t>
       </w:r>
     </w:p>
     <w:p>
       <w:pPr>
         <w:pStyle w:val="CodeBlock"/>
-        <w:shd w:fill="1E1E1E"/>
         <w:keepLines/>
         <w:pBdr>
-          <w:left w:val="single" w:sz="4" w:space="8" w:color="1E1E1E"/>
+          <w:left w:val="single" w:sz="12" w:space="8" w:color="B8DDE0"/>
         </w:pBdr>
+        <w:shd w:val="clear" w:color="auto" w:fill="F2F3F7"/>
       </w:pPr>
       <w:r>
         <w:rPr>
-          <w:rFonts w:ascii="Consolas" w:hAnsi="Consolas" w:eastAsia="Consolas"/>
-          <w:color w:val="569CD6"/>
+          <w:rFonts w:ascii="Consolas" w:hAnsi="Consolas"/>
+          <w:b/>
+          <w:color w:val="000080"/>
           <w:sz w:val="16"/>
         </w:rPr>
-        <w:t>return</w:t>
-      </w:r>
-      <w:r>
-        <w:rPr>
-          <w:rFonts w:ascii="Consolas" w:hAnsi="Consolas" w:eastAsia="Consolas"/>
-          <w:color w:val="D4D4D4"/>
+        <w:t xml:space="preserve">return</w:t>
+      </w:r>
+      <w:r>
+        <w:rPr>
+          <w:rFonts w:ascii="Consolas" w:hAnsi="Consolas"/>
+          <w:color w:val="262626"/>
           <w:sz w:val="16"/>
         </w:rPr>
         <w:t xml:space="preserve"> </w:t>
       </w:r>
       <w:r>
         <w:rPr>
-          <w:rFonts w:ascii="Consolas" w:hAnsi="Consolas" w:eastAsia="Consolas"/>
-          <w:color w:val="4EC9B0"/>
+          <w:rFonts w:ascii="Consolas" w:hAnsi="Consolas"/>
+          <w:color w:val="267F99"/>
           <w:sz w:val="16"/>
         </w:rPr>
-        <w:t>DB</w:t>
-      </w:r>
-      <w:r>
-        <w:rPr>
-          <w:rFonts w:ascii="Consolas" w:hAnsi="Consolas" w:eastAsia="Consolas"/>
-          <w:color w:val="D4D4D4"/>
+        <w:t xml:space="preserve">DB</w:t>
+      </w:r>
+      <w:r>
+        <w:rPr>
+          <w:rFonts w:ascii="Consolas" w:hAnsi="Consolas"/>
+          <w:color w:val="262626"/>
           <w:sz w:val="16"/>
         </w:rPr>
-        <w:t>:</w:t>
-      </w:r>
-      <w:r>
-        <w:rPr>
-          <w:rFonts w:ascii="Consolas" w:hAnsi="Consolas" w:eastAsia="Consolas"/>
-          <w:color w:val="D4D4D4"/>
+        <w:t xml:space="preserve">::</w:t>
+      </w:r>
+      <w:r>
+        <w:rPr>
+          <w:rFonts w:ascii="Consolas" w:hAnsi="Consolas"/>
+          <w:color w:val="795E26"/>
           <w:sz w:val="16"/>
         </w:rPr>
-        <w:t>:</w:t>
-      </w:r>
-      <w:r>
-        <w:rPr>
-          <w:rFonts w:ascii="Consolas" w:hAnsi="Consolas" w:eastAsia="Consolas"/>
-          <w:color w:val="DCDCAA"/>
+        <w:t xml:space="preserve">transaction</w:t>
+      </w:r>
+      <w:r>
+        <w:rPr>
+          <w:rFonts w:ascii="Consolas" w:hAnsi="Consolas"/>
+          <w:color w:val="262626"/>
           <w:sz w:val="16"/>
         </w:rPr>
-        <w:t>transaction</w:t>
-      </w:r>
-      <w:r>
-        <w:rPr>
-          <w:rFonts w:ascii="Consolas" w:hAnsi="Consolas" w:eastAsia="Consolas"/>
-          <w:color w:val="D4D4D4"/>
+        <w:t xml:space="preserve">(</w:t>
+      </w:r>
+      <w:r>
+        <w:rPr>
+          <w:rFonts w:ascii="Consolas" w:hAnsi="Consolas"/>
+          <w:b/>
+          <w:color w:val="000080"/>
           <w:sz w:val="16"/>
         </w:rPr>
-        <w:t>(</w:t>
-      </w:r>
-      <w:r>
-        <w:rPr>
-          <w:rFonts w:ascii="Consolas" w:hAnsi="Consolas" w:eastAsia="Consolas"/>
-          <w:color w:val="569CD6"/>
+        <w:t xml:space="preserve">function</w:t>
+      </w:r>
+      <w:r>
+        <w:rPr>
+          <w:rFonts w:ascii="Consolas" w:hAnsi="Consolas"/>
+          <w:color w:val="262626"/>
           <w:sz w:val="16"/>
         </w:rPr>
-        <w:t>function</w:t>
-      </w:r>
-      <w:r>
-        <w:rPr>
-          <w:rFonts w:ascii="Consolas" w:hAnsi="Consolas" w:eastAsia="Consolas"/>
-          <w:color w:val="D4D4D4"/>
+        <w:t xml:space="preserve"> () </w:t>
+      </w:r>
+      <w:r>
+        <w:rPr>
+          <w:rFonts w:ascii="Consolas" w:hAnsi="Consolas"/>
+          <w:b/>
+          <w:color w:val="000080"/>
           <w:sz w:val="16"/>
         </w:rPr>
+        <w:t xml:space="preserve">use</w:t>
+      </w:r>
+      <w:r>
+        <w:rPr>
+          <w:rFonts w:ascii="Consolas" w:hAnsi="Consolas"/>
+          <w:color w:val="262626"/>
+          <w:sz w:val="16"/>
+        </w:rPr>
+        <w:t xml:space="preserve"> (</w:t>
+      </w:r>
+      <w:r>
+        <w:br/>
+      </w:r>
+      <w:r>
+        <w:rPr>
+          <w:rFonts w:ascii="Consolas" w:hAnsi="Consolas"/>
+          <w:color w:val="262626"/>
+          <w:sz w:val="16"/>
+        </w:rPr>
+        <w:t xml:space="preserve">    </w:t>
+      </w:r>
+      <w:r>
+        <w:rPr>
+          <w:rFonts w:ascii="Consolas" w:hAnsi="Consolas"/>
+          <w:color w:val="660E7A"/>
+          <w:sz w:val="16"/>
+        </w:rPr>
+        <w:t xml:space="preserve">$cart</w:t>
+      </w:r>
+      <w:r>
+        <w:rPr>
+          <w:rFonts w:ascii="Consolas" w:hAnsi="Consolas"/>
+          <w:color w:val="262626"/>
+          <w:sz w:val="16"/>
+        </w:rPr>
+        <w:t xml:space="preserve">,</w:t>
+      </w:r>
+      <w:r>
+        <w:br/>
+      </w:r>
+      <w:r>
+        <w:rPr>
+          <w:rFonts w:ascii="Consolas" w:hAnsi="Consolas"/>
+          <w:color w:val="262626"/>
+          <w:sz w:val="16"/>
+        </w:rPr>
+        <w:t xml:space="preserve">    </w:t>
+      </w:r>
+      <w:r>
+        <w:rPr>
+          <w:rFonts w:ascii="Consolas" w:hAnsi="Consolas"/>
+          <w:color w:val="660E7A"/>
+          <w:sz w:val="16"/>
+        </w:rPr>
+        <w:t xml:space="preserve">$key</w:t>
+      </w:r>
+      <w:r>
+        <w:rPr>
+          <w:rFonts w:ascii="Consolas" w:hAnsi="Consolas"/>
+          <w:color w:val="262626"/>
+          <w:sz w:val="16"/>
+        </w:rPr>
+        <w:t xml:space="preserve">,</w:t>
+      </w:r>
+      <w:r>
+        <w:br/>
+      </w:r>
+      <w:r>
+        <w:rPr>
+          <w:rFonts w:ascii="Consolas" w:hAnsi="Consolas"/>
+          <w:color w:val="262626"/>
+          <w:sz w:val="16"/>
+        </w:rPr>
+        <w:t xml:space="preserve">    </w:t>
+      </w:r>
+      <w:r>
+        <w:rPr>
+          <w:rFonts w:ascii="Consolas" w:hAnsi="Consolas"/>
+          <w:color w:val="660E7A"/>
+          <w:sz w:val="16"/>
+        </w:rPr>
+        <w:t xml:space="preserve">$allowedTenantIds</w:t>
+      </w:r>
+      <w:r>
+        <w:rPr>
+          <w:rFonts w:ascii="Consolas" w:hAnsi="Consolas"/>
+          <w:color w:val="262626"/>
+          <w:sz w:val="16"/>
+        </w:rPr>
+        <w:t xml:space="preserve">,</w:t>
+      </w:r>
+      <w:r>
+        <w:br/>
+      </w:r>
+      <w:r>
+        <w:rPr>
+          <w:rFonts w:ascii="Consolas" w:hAnsi="Consolas"/>
+          <w:color w:val="262626"/>
+          <w:sz w:val="16"/>
+        </w:rPr>
+        <w:t xml:space="preserve">): </w:t>
+      </w:r>
+      <w:r>
+        <w:rPr>
+          <w:rFonts w:ascii="Consolas" w:hAnsi="Consolas"/>
+          <w:color w:val="267F99"/>
+          <w:sz w:val="16"/>
+        </w:rPr>
+        <w:t xml:space="preserve">Order</w:t>
+      </w:r>
+      <w:r>
+        <w:rPr>
+          <w:rFonts w:ascii="Consolas" w:hAnsi="Consolas"/>
+          <w:color w:val="262626"/>
+          <w:sz w:val="16"/>
+        </w:rPr>
+        <w:t xml:space="preserve"> {</w:t>
+      </w:r>
+      <w:r>
+        <w:br/>
+      </w:r>
+      <w:r>
+        <w:rPr>
+          <w:rFonts w:ascii="Consolas" w:hAnsi="Consolas"/>
+          <w:color w:val="262626"/>
+          <w:sz w:val="16"/>
+        </w:rPr>
+        <w:t xml:space="preserve">    </w:t>
+      </w:r>
+      <w:r>
+        <w:rPr>
+          <w:rFonts w:ascii="Consolas" w:hAnsi="Consolas"/>
+          <w:color w:val="660E7A"/>
+          <w:sz w:val="16"/>
+        </w:rPr>
+        <w:t xml:space="preserve">$existing</w:t>
+      </w:r>
+      <w:r>
+        <w:rPr>
+          <w:rFonts w:ascii="Consolas" w:hAnsi="Consolas"/>
+          <w:color w:val="262626"/>
+          <w:sz w:val="16"/>
+        </w:rPr>
+        <w:t xml:space="preserve"> = </w:t>
+      </w:r>
+      <w:r>
+        <w:rPr>
+          <w:rFonts w:ascii="Consolas" w:hAnsi="Consolas"/>
+          <w:color w:val="267F99"/>
+          <w:sz w:val="16"/>
+        </w:rPr>
+        <w:t xml:space="preserve">Order</w:t>
+      </w:r>
+      <w:r>
+        <w:rPr>
+          <w:rFonts w:ascii="Consolas" w:hAnsi="Consolas"/>
+          <w:color w:val="262626"/>
+          <w:sz w:val="16"/>
+        </w:rPr>
+        <w:t xml:space="preserve">::</w:t>
+      </w:r>
+      <w:r>
+        <w:rPr>
+          <w:rFonts w:ascii="Consolas" w:hAnsi="Consolas"/>
+          <w:color w:val="795E26"/>
+          <w:sz w:val="16"/>
+        </w:rPr>
+        <w:t xml:space="preserve">query</w:t>
+      </w:r>
+      <w:r>
+        <w:rPr>
+          <w:rFonts w:ascii="Consolas" w:hAnsi="Consolas"/>
+          <w:color w:val="262626"/>
+          <w:sz w:val="16"/>
+        </w:rPr>
+        <w:t xml:space="preserve">()</w:t>
+      </w:r>
+      <w:r>
+        <w:br/>
+      </w:r>
+      <w:r>
+        <w:rPr>
+          <w:rFonts w:ascii="Consolas" w:hAnsi="Consolas"/>
+          <w:color w:val="262626"/>
+          <w:sz w:val="16"/>
+        </w:rPr>
+        <w:t xml:space="preserve">        -&gt;</w:t>
+      </w:r>
+      <w:r>
+        <w:rPr>
+          <w:rFonts w:ascii="Consolas" w:hAnsi="Consolas"/>
+          <w:color w:val="795E26"/>
+          <w:sz w:val="16"/>
+        </w:rPr>
+        <w:t xml:space="preserve">where</w:t>
+      </w:r>
+      <w:r>
+        <w:rPr>
+          <w:rFonts w:ascii="Consolas" w:hAnsi="Consolas"/>
+          <w:color w:val="262626"/>
+          <w:sz w:val="16"/>
+        </w:rPr>
+        <w:t xml:space="preserve">(</w:t>
+      </w:r>
+      <w:r>
+        <w:rPr>
+          <w:rFonts w:ascii="Consolas" w:hAnsi="Consolas"/>
+          <w:color w:val="00733B"/>
+          <w:sz w:val="16"/>
+        </w:rPr>
+        <w:t xml:space="preserve">'checkout_idempotency_key'</w:t>
+      </w:r>
+      <w:r>
+        <w:rPr>
+          <w:rFonts w:ascii="Consolas" w:hAnsi="Consolas"/>
+          <w:color w:val="262626"/>
+          <w:sz w:val="16"/>
+        </w:rPr>
+        <w:t xml:space="preserve">, </w:t>
+      </w:r>
+      <w:r>
+        <w:rPr>
+          <w:rFonts w:ascii="Consolas" w:hAnsi="Consolas"/>
+          <w:color w:val="660E7A"/>
+          <w:sz w:val="16"/>
+        </w:rPr>
+        <w:t xml:space="preserve">$key</w:t>
+      </w:r>
+      <w:r>
+        <w:rPr>
+          <w:rFonts w:ascii="Consolas" w:hAnsi="Consolas"/>
+          <w:color w:val="262626"/>
+          <w:sz w:val="16"/>
+        </w:rPr>
+        <w:t xml:space="preserve">)</w:t>
+      </w:r>
+      <w:r>
+        <w:br/>
+      </w:r>
+      <w:r>
+        <w:rPr>
+          <w:rFonts w:ascii="Consolas" w:hAnsi="Consolas"/>
+          <w:color w:val="262626"/>
+          <w:sz w:val="16"/>
+        </w:rPr>
+        <w:t xml:space="preserve">        -&gt;</w:t>
+      </w:r>
+      <w:r>
+        <w:rPr>
+          <w:rFonts w:ascii="Consolas" w:hAnsi="Consolas"/>
+          <w:color w:val="795E26"/>
+          <w:sz w:val="16"/>
+        </w:rPr>
+        <w:t xml:space="preserve">first</w:t>
+      </w:r>
+      <w:r>
+        <w:rPr>
+          <w:rFonts w:ascii="Consolas" w:hAnsi="Consolas"/>
+          <w:color w:val="262626"/>
+          <w:sz w:val="16"/>
+        </w:rPr>
+        <w:t xml:space="preserve">();</w:t>
+      </w:r>
+      <w:r>
+        <w:br/>
+      </w:r>
+      <w:r>
+        <w:br/>
+      </w:r>
+      <w:r>
+        <w:rPr>
+          <w:rFonts w:ascii="Consolas" w:hAnsi="Consolas"/>
+          <w:color w:val="262626"/>
+          <w:sz w:val="16"/>
+        </w:rPr>
+        <w:t xml:space="preserve">    </w:t>
+      </w:r>
+      <w:r>
+        <w:rPr>
+          <w:rFonts w:ascii="Consolas" w:hAnsi="Consolas"/>
+          <w:b/>
+          <w:color w:val="000080"/>
+          <w:sz w:val="16"/>
+        </w:rPr>
+        <w:t xml:space="preserve">if</w:t>
+      </w:r>
+      <w:r>
+        <w:rPr>
+          <w:rFonts w:ascii="Consolas" w:hAnsi="Consolas"/>
+          <w:color w:val="262626"/>
+          <w:sz w:val="16"/>
+        </w:rPr>
+        <w:t xml:space="preserve"> (</w:t>
+      </w:r>
+      <w:r>
+        <w:rPr>
+          <w:rFonts w:ascii="Consolas" w:hAnsi="Consolas"/>
+          <w:color w:val="660E7A"/>
+          <w:sz w:val="16"/>
+        </w:rPr>
+        <w:t xml:space="preserve">$existing</w:t>
+      </w:r>
+      <w:r>
+        <w:rPr>
+          <w:rFonts w:ascii="Consolas" w:hAnsi="Consolas"/>
+          <w:color w:val="262626"/>
+          <w:sz w:val="16"/>
+        </w:rPr>
+        <w:t xml:space="preserve">) {</w:t>
+      </w:r>
+      <w:r>
+        <w:br/>
+      </w:r>
+      <w:r>
+        <w:rPr>
+          <w:rFonts w:ascii="Consolas" w:hAnsi="Consolas"/>
+          <w:color w:val="262626"/>
+          <w:sz w:val="16"/>
+        </w:rPr>
+        <w:t xml:space="preserve">        </w:t>
+      </w:r>
+      <w:r>
+        <w:rPr>
+          <w:rFonts w:ascii="Consolas" w:hAnsi="Consolas"/>
+          <w:b/>
+          <w:color w:val="000080"/>
+          <w:sz w:val="16"/>
+        </w:rPr>
+        <w:t xml:space="preserve">return</w:t>
+      </w:r>
+      <w:r>
+        <w:rPr>
+          <w:rFonts w:ascii="Consolas" w:hAnsi="Consolas"/>
+          <w:color w:val="262626"/>
+          <w:sz w:val="16"/>
+        </w:rPr>
         <w:t xml:space="preserve"> </w:t>
       </w:r>
       <w:r>
         <w:rPr>
-          <w:rFonts w:ascii="Consolas" w:hAnsi="Consolas" w:eastAsia="Consolas"/>
-          <w:color w:val="D4D4D4"/>
+          <w:rFonts w:ascii="Consolas" w:hAnsi="Consolas"/>
+          <w:color w:val="660E7A"/>
           <w:sz w:val="16"/>
         </w:rPr>
-        <w:t>(</w:t>
-      </w:r>
-      <w:r>
-        <w:rPr>
-          <w:rFonts w:ascii="Consolas" w:hAnsi="Consolas" w:eastAsia="Consolas"/>
-          <w:color w:val="D4D4D4"/>
+        <w:t xml:space="preserve">$existing</w:t>
+      </w:r>
+      <w:r>
+        <w:rPr>
+          <w:rFonts w:ascii="Consolas" w:hAnsi="Consolas"/>
+          <w:color w:val="262626"/>
           <w:sz w:val="16"/>
         </w:rPr>
-        <w:t>)</w:t>
-      </w:r>
-      <w:r>
-        <w:rPr>
-          <w:rFonts w:ascii="Consolas" w:hAnsi="Consolas" w:eastAsia="Consolas"/>
-          <w:color w:val="D4D4D4"/>
+        <w:t xml:space="preserve">;</w:t>
+      </w:r>
+      <w:r>
+        <w:br/>
+      </w:r>
+      <w:r>
+        <w:rPr>
+          <w:rFonts w:ascii="Consolas" w:hAnsi="Consolas"/>
+          <w:color w:val="262626"/>
           <w:sz w:val="16"/>
         </w:rPr>
+        <w:t xml:space="preserve">    }</w:t>
+      </w:r>
+      <w:r>
+        <w:br/>
+      </w:r>
+      <w:r>
+        <w:br/>
+      </w:r>
+      <w:r>
+        <w:rPr>
+          <w:rFonts w:ascii="Consolas" w:hAnsi="Consolas"/>
+          <w:color w:val="262626"/>
+          <w:sz w:val="16"/>
+        </w:rPr>
+        <w:t xml:space="preserve">    </w:t>
+      </w:r>
+      <w:r>
+        <w:rPr>
+          <w:rFonts w:ascii="Consolas" w:hAnsi="Consolas"/>
+          <w:color w:val="660E7A"/>
+          <w:sz w:val="16"/>
+        </w:rPr>
+        <w:t xml:space="preserve">$menuIds</w:t>
+      </w:r>
+      <w:r>
+        <w:rPr>
+          <w:rFonts w:ascii="Consolas" w:hAnsi="Consolas"/>
+          <w:color w:val="262626"/>
+          <w:sz w:val="16"/>
+        </w:rPr>
+        <w:t xml:space="preserve"> = </w:t>
+      </w:r>
+      <w:r>
+        <w:rPr>
+          <w:rFonts w:ascii="Consolas" w:hAnsi="Consolas"/>
+          <w:color w:val="795E26"/>
+          <w:sz w:val="16"/>
+        </w:rPr>
+        <w:t xml:space="preserve">array_column</w:t>
+      </w:r>
+      <w:r>
+        <w:rPr>
+          <w:rFonts w:ascii="Consolas" w:hAnsi="Consolas"/>
+          <w:color w:val="262626"/>
+          <w:sz w:val="16"/>
+        </w:rPr>
+        <w:t xml:space="preserve">(</w:t>
+      </w:r>
+      <w:r>
+        <w:rPr>
+          <w:rFonts w:ascii="Consolas" w:hAnsi="Consolas"/>
+          <w:color w:val="660E7A"/>
+          <w:sz w:val="16"/>
+        </w:rPr>
+        <w:t xml:space="preserve">$cart</w:t>
+      </w:r>
+      <w:r>
+        <w:rPr>
+          <w:rFonts w:ascii="Consolas" w:hAnsi="Consolas"/>
+          <w:color w:val="262626"/>
+          <w:sz w:val="16"/>
+        </w:rPr>
+        <w:t xml:space="preserve">[</w:t>
+      </w:r>
+      <w:r>
+        <w:rPr>
+          <w:rFonts w:ascii="Consolas" w:hAnsi="Consolas"/>
+          <w:color w:val="00733B"/>
+          <w:sz w:val="16"/>
+        </w:rPr>
+        <w:t xml:space="preserve">'items'</w:t>
+      </w:r>
+      <w:r>
+        <w:rPr>
+          <w:rFonts w:ascii="Consolas" w:hAnsi="Consolas"/>
+          <w:color w:val="262626"/>
+          <w:sz w:val="16"/>
+        </w:rPr>
+        <w:t xml:space="preserve">], </w:t>
+      </w:r>
+      <w:r>
+        <w:rPr>
+          <w:rFonts w:ascii="Consolas" w:hAnsi="Consolas"/>
+          <w:color w:val="00733B"/>
+          <w:sz w:val="16"/>
+        </w:rPr>
+        <w:t xml:space="preserve">'menu_id'</w:t>
+      </w:r>
+      <w:r>
+        <w:rPr>
+          <w:rFonts w:ascii="Consolas" w:hAnsi="Consolas"/>
+          <w:color w:val="262626"/>
+          <w:sz w:val="16"/>
+        </w:rPr>
+        <w:t xml:space="preserve">);</w:t>
+      </w:r>
+      <w:r>
+        <w:br/>
+      </w:r>
+      <w:r>
+        <w:rPr>
+          <w:rFonts w:ascii="Consolas" w:hAnsi="Consolas"/>
+          <w:color w:val="262626"/>
+          <w:sz w:val="16"/>
+        </w:rPr>
+        <w:t xml:space="preserve">    </w:t>
+      </w:r>
+      <w:r>
+        <w:rPr>
+          <w:rFonts w:ascii="Consolas" w:hAnsi="Consolas"/>
+          <w:color w:val="660E7A"/>
+          <w:sz w:val="16"/>
+        </w:rPr>
+        <w:t xml:space="preserve">$menus</w:t>
+      </w:r>
+      <w:r>
+        <w:rPr>
+          <w:rFonts w:ascii="Consolas" w:hAnsi="Consolas"/>
+          <w:color w:val="262626"/>
+          <w:sz w:val="16"/>
+        </w:rPr>
+        <w:t xml:space="preserve"> = </w:t>
+      </w:r>
+      <w:r>
+        <w:rPr>
+          <w:rFonts w:ascii="Consolas" w:hAnsi="Consolas"/>
+          <w:color w:val="267F99"/>
+          <w:sz w:val="16"/>
+        </w:rPr>
+        <w:t xml:space="preserve">Menu</w:t>
+      </w:r>
+      <w:r>
+        <w:rPr>
+          <w:rFonts w:ascii="Consolas" w:hAnsi="Consolas"/>
+          <w:color w:val="262626"/>
+          <w:sz w:val="16"/>
+        </w:rPr>
+        <w:t xml:space="preserve">::</w:t>
+      </w:r>
+      <w:r>
+        <w:rPr>
+          <w:rFonts w:ascii="Consolas" w:hAnsi="Consolas"/>
+          <w:color w:val="795E26"/>
+          <w:sz w:val="16"/>
+        </w:rPr>
+        <w:t xml:space="preserve">withoutGlobalScopes</w:t>
+      </w:r>
+      <w:r>
+        <w:rPr>
+          <w:rFonts w:ascii="Consolas" w:hAnsi="Consolas"/>
+          <w:color w:val="262626"/>
+          <w:sz w:val="16"/>
+        </w:rPr>
+        <w:t xml:space="preserve">()</w:t>
+      </w:r>
+      <w:r>
+        <w:br/>
+      </w:r>
+      <w:r>
+        <w:rPr>
+          <w:rFonts w:ascii="Consolas" w:hAnsi="Consolas"/>
+          <w:color w:val="262626"/>
+          <w:sz w:val="16"/>
+        </w:rPr>
+        <w:t xml:space="preserve">        -&gt;</w:t>
+      </w:r>
+      <w:r>
+        <w:rPr>
+          <w:rFonts w:ascii="Consolas" w:hAnsi="Consolas"/>
+          <w:color w:val="795E26"/>
+          <w:sz w:val="16"/>
+        </w:rPr>
+        <w:t xml:space="preserve">whereKey</w:t>
+      </w:r>
+      <w:r>
+        <w:rPr>
+          <w:rFonts w:ascii="Consolas" w:hAnsi="Consolas"/>
+          <w:color w:val="262626"/>
+          <w:sz w:val="16"/>
+        </w:rPr>
+        <w:t xml:space="preserve">(</w:t>
+      </w:r>
+      <w:r>
+        <w:rPr>
+          <w:rFonts w:ascii="Consolas" w:hAnsi="Consolas"/>
+          <w:color w:val="660E7A"/>
+          <w:sz w:val="16"/>
+        </w:rPr>
+        <w:t xml:space="preserve">$menuIds</w:t>
+      </w:r>
+      <w:r>
+        <w:rPr>
+          <w:rFonts w:ascii="Consolas" w:hAnsi="Consolas"/>
+          <w:color w:val="262626"/>
+          <w:sz w:val="16"/>
+        </w:rPr>
+        <w:t xml:space="preserve">)</w:t>
+      </w:r>
+      <w:r>
+        <w:br/>
+      </w:r>
+      <w:r>
+        <w:rPr>
+          <w:rFonts w:ascii="Consolas" w:hAnsi="Consolas"/>
+          <w:color w:val="262626"/>
+          <w:sz w:val="16"/>
+        </w:rPr>
+        <w:t xml:space="preserve">        -&gt;</w:t>
+      </w:r>
+      <w:r>
+        <w:rPr>
+          <w:rFonts w:ascii="Consolas" w:hAnsi="Consolas"/>
+          <w:color w:val="795E26"/>
+          <w:sz w:val="16"/>
+        </w:rPr>
+        <w:t xml:space="preserve">whereIn</w:t>
+      </w:r>
+      <w:r>
+        <w:rPr>
+          <w:rFonts w:ascii="Consolas" w:hAnsi="Consolas"/>
+          <w:color w:val="262626"/>
+          <w:sz w:val="16"/>
+        </w:rPr>
+        <w:t xml:space="preserve">(</w:t>
+      </w:r>
+      <w:r>
+        <w:rPr>
+          <w:rFonts w:ascii="Consolas" w:hAnsi="Consolas"/>
+          <w:color w:val="00733B"/>
+          <w:sz w:val="16"/>
+        </w:rPr>
+        <w:t xml:space="preserve">'tenant_id'</w:t>
+      </w:r>
+      <w:r>
+        <w:rPr>
+          <w:rFonts w:ascii="Consolas" w:hAnsi="Consolas"/>
+          <w:color w:val="262626"/>
+          <w:sz w:val="16"/>
+        </w:rPr>
+        <w:t xml:space="preserve">, </w:t>
+      </w:r>
+      <w:r>
+        <w:rPr>
+          <w:rFonts w:ascii="Consolas" w:hAnsi="Consolas"/>
+          <w:color w:val="660E7A"/>
+          <w:sz w:val="16"/>
+        </w:rPr>
+        <w:t xml:space="preserve">$allowedTenantIds</w:t>
+      </w:r>
+      <w:r>
+        <w:rPr>
+          <w:rFonts w:ascii="Consolas" w:hAnsi="Consolas"/>
+          <w:color w:val="262626"/>
+          <w:sz w:val="16"/>
+        </w:rPr>
+        <w:t xml:space="preserve">)</w:t>
+      </w:r>
+      <w:r>
+        <w:br/>
+      </w:r>
+      <w:r>
+        <w:rPr>
+          <w:rFonts w:ascii="Consolas" w:hAnsi="Consolas"/>
+          <w:color w:val="262626"/>
+          <w:sz w:val="16"/>
+        </w:rPr>
+        <w:t xml:space="preserve">        -&gt;</w:t>
+      </w:r>
+      <w:r>
+        <w:rPr>
+          <w:rFonts w:ascii="Consolas" w:hAnsi="Consolas"/>
+          <w:color w:val="795E26"/>
+          <w:sz w:val="16"/>
+        </w:rPr>
+        <w:t xml:space="preserve">orderBy</w:t>
+      </w:r>
+      <w:r>
+        <w:rPr>
+          <w:rFonts w:ascii="Consolas" w:hAnsi="Consolas"/>
+          <w:color w:val="262626"/>
+          <w:sz w:val="16"/>
+        </w:rPr>
+        <w:t xml:space="preserve">(</w:t>
+      </w:r>
+      <w:r>
+        <w:rPr>
+          <w:rFonts w:ascii="Consolas" w:hAnsi="Consolas"/>
+          <w:color w:val="00733B"/>
+          <w:sz w:val="16"/>
+        </w:rPr>
+        <w:t xml:space="preserve">'id'</w:t>
+      </w:r>
+      <w:r>
+        <w:rPr>
+          <w:rFonts w:ascii="Consolas" w:hAnsi="Consolas"/>
+          <w:color w:val="262626"/>
+          <w:sz w:val="16"/>
+        </w:rPr>
+        <w:t xml:space="preserve">)</w:t>
+      </w:r>
+      <w:r>
+        <w:br/>
+      </w:r>
+      <w:r>
+        <w:rPr>
+          <w:rFonts w:ascii="Consolas" w:hAnsi="Consolas"/>
+          <w:color w:val="262626"/>
+          <w:sz w:val="16"/>
+        </w:rPr>
+        <w:t xml:space="preserve">        -&gt;</w:t>
+      </w:r>
+      <w:r>
+        <w:rPr>
+          <w:rFonts w:ascii="Consolas" w:hAnsi="Consolas"/>
+          <w:color w:val="795E26"/>
+          <w:sz w:val="16"/>
+        </w:rPr>
+        <w:t xml:space="preserve">lockForUpdate</w:t>
+      </w:r>
+      <w:r>
+        <w:rPr>
+          <w:rFonts w:ascii="Consolas" w:hAnsi="Consolas"/>
+          <w:color w:val="262626"/>
+          <w:sz w:val="16"/>
+        </w:rPr>
+        <w:t xml:space="preserve">()</w:t>
+      </w:r>
+      <w:r>
+        <w:br/>
+      </w:r>
+      <w:r>
+        <w:rPr>
+          <w:rFonts w:ascii="Consolas" w:hAnsi="Consolas"/>
+          <w:color w:val="262626"/>
+          <w:sz w:val="16"/>
+        </w:rPr>
+        <w:t xml:space="preserve">        -&gt;</w:t>
+      </w:r>
+      <w:r>
+        <w:rPr>
+          <w:rFonts w:ascii="Consolas" w:hAnsi="Consolas"/>
+          <w:color w:val="795E26"/>
+          <w:sz w:val="16"/>
+        </w:rPr>
+        <w:t xml:space="preserve">get</w:t>
+      </w:r>
+      <w:r>
+        <w:rPr>
+          <w:rFonts w:ascii="Consolas" w:hAnsi="Consolas"/>
+          <w:color w:val="262626"/>
+          <w:sz w:val="16"/>
+        </w:rPr>
+        <w:t xml:space="preserve">()</w:t>
+      </w:r>
+      <w:r>
+        <w:br/>
+      </w:r>
+      <w:r>
+        <w:rPr>
+          <w:rFonts w:ascii="Consolas" w:hAnsi="Consolas"/>
+          <w:color w:val="262626"/>
+          <w:sz w:val="16"/>
+        </w:rPr>
+        <w:t xml:space="preserve">        -&gt;</w:t>
+      </w:r>
+      <w:r>
+        <w:rPr>
+          <w:rFonts w:ascii="Consolas" w:hAnsi="Consolas"/>
+          <w:color w:val="795E26"/>
+          <w:sz w:val="16"/>
+        </w:rPr>
+        <w:t xml:space="preserve">keyBy</w:t>
+      </w:r>
+      <w:r>
+        <w:rPr>
+          <w:rFonts w:ascii="Consolas" w:hAnsi="Consolas"/>
+          <w:color w:val="262626"/>
+          <w:sz w:val="16"/>
+        </w:rPr>
+        <w:t xml:space="preserve">(</w:t>
+      </w:r>
+      <w:r>
+        <w:rPr>
+          <w:rFonts w:ascii="Consolas" w:hAnsi="Consolas"/>
+          <w:color w:val="00733B"/>
+          <w:sz w:val="16"/>
+        </w:rPr>
+        <w:t xml:space="preserve">'id'</w:t>
+      </w:r>
+      <w:r>
+        <w:rPr>
+          <w:rFonts w:ascii="Consolas" w:hAnsi="Consolas"/>
+          <w:color w:val="262626"/>
+          <w:sz w:val="16"/>
+        </w:rPr>
+        <w:t xml:space="preserve">);</w:t>
+      </w:r>
+      <w:r>
+        <w:br/>
+      </w:r>
+      <w:r>
+        <w:br/>
+      </w:r>
+      <w:r>
+        <w:rPr>
+          <w:rFonts w:ascii="Consolas" w:hAnsi="Consolas"/>
+          <w:color w:val="262626"/>
+          <w:sz w:val="16"/>
+        </w:rPr>
+        <w:t xml:space="preserve">    </w:t>
+      </w:r>
+      <w:r>
+        <w:rPr>
+          <w:rFonts w:ascii="Consolas" w:hAnsi="Consolas"/>
+          <w:i/>
+          <w:color w:val="808080"/>
+          <w:sz w:val="16"/>
+        </w:rPr>
+        <w:t xml:space="preserve">// Validasi ulang, simpan snapshot, lalu kurangi stok.</w:t>
+      </w:r>
+      <w:r>
+        <w:br/>
+      </w:r>
+      <w:r>
+        <w:rPr>
+          <w:rFonts w:ascii="Consolas" w:hAnsi="Consolas"/>
+          <w:color w:val="262626"/>
+          <w:sz w:val="16"/>
+        </w:rPr>
+        <w:t xml:space="preserve">    </w:t>
+      </w:r>
+      <w:r>
+        <w:rPr>
+          <w:rFonts w:ascii="Consolas" w:hAnsi="Consolas"/>
+          <w:b/>
+          <w:color w:val="000080"/>
+          <w:sz w:val="16"/>
+        </w:rPr>
+        <w:t xml:space="preserve">return</w:t>
+      </w:r>
+      <w:r>
+        <w:rPr>
+          <w:rFonts w:ascii="Consolas" w:hAnsi="Consolas"/>
+          <w:color w:val="262626"/>
+          <w:sz w:val="16"/>
+        </w:rPr>
         <w:t xml:space="preserve"> </w:t>
       </w:r>
       <w:r>
         <w:rPr>
-          <w:rFonts w:ascii="Consolas" w:hAnsi="Consolas" w:eastAsia="Consolas"/>
-          <w:color w:val="569CD6"/>
+          <w:rFonts w:ascii="Consolas" w:hAnsi="Consolas"/>
+          <w:color w:val="660E7A"/>
           <w:sz w:val="16"/>
         </w:rPr>
-        <w:t>use</w:t>
-      </w:r>
-      <w:r>
-        <w:rPr>
-          <w:rFonts w:ascii="Consolas" w:hAnsi="Consolas" w:eastAsia="Consolas"/>
-          <w:color w:val="D4D4D4"/>
+        <w:t xml:space="preserve">$this</w:t>
+      </w:r>
+      <w:r>
+        <w:rPr>
+          <w:rFonts w:ascii="Consolas" w:hAnsi="Consolas"/>
+          <w:color w:val="262626"/>
           <w:sz w:val="16"/>
         </w:rPr>
-        <w:t xml:space="preserve"> </w:t>
-      </w:r>
-      <w:r>
-        <w:rPr>
-          <w:rFonts w:ascii="Consolas" w:hAnsi="Consolas" w:eastAsia="Consolas"/>
-          <w:color w:val="D4D4D4"/>
+        <w:t xml:space="preserve">-&gt;</w:t>
+      </w:r>
+      <w:r>
+        <w:rPr>
+          <w:rFonts w:ascii="Consolas" w:hAnsi="Consolas"/>
+          <w:color w:val="795E26"/>
           <w:sz w:val="16"/>
         </w:rPr>
-        <w:t>(</w:t>
-      </w:r>
-      <w:r>
-        <w:rPr>
-          <w:rFonts w:ascii="Consolas" w:hAnsi="Consolas" w:eastAsia="Consolas"/>
-          <w:color w:val="D4D4D4"/>
+        <w:t xml:space="preserve">createOrderAggregate</w:t>
+      </w:r>
+      <w:r>
+        <w:rPr>
+          <w:rFonts w:ascii="Consolas" w:hAnsi="Consolas"/>
+          <w:color w:val="262626"/>
           <w:sz w:val="16"/>
         </w:rPr>
+        <w:t xml:space="preserve">(</w:t>
+      </w:r>
+      <w:r>
+        <w:rPr>
+          <w:rFonts w:ascii="Consolas" w:hAnsi="Consolas"/>
+          <w:color w:val="660E7A"/>
+          <w:sz w:val="16"/>
+        </w:rPr>
+        <w:t xml:space="preserve">$cart</w:t>
+      </w:r>
+      <w:r>
+        <w:rPr>
+          <w:rFonts w:ascii="Consolas" w:hAnsi="Consolas"/>
+          <w:color w:val="262626"/>
+          <w:sz w:val="16"/>
+        </w:rPr>
+        <w:t xml:space="preserve">, </w:t>
+      </w:r>
+      <w:r>
+        <w:rPr>
+          <w:rFonts w:ascii="Consolas" w:hAnsi="Consolas"/>
+          <w:color w:val="660E7A"/>
+          <w:sz w:val="16"/>
+        </w:rPr>
+        <w:t xml:space="preserve">$menus</w:t>
+      </w:r>
+      <w:r>
+        <w:rPr>
+          <w:rFonts w:ascii="Consolas" w:hAnsi="Consolas"/>
+          <w:color w:val="262626"/>
+          <w:sz w:val="16"/>
+        </w:rPr>
+        <w:t xml:space="preserve">, </w:t>
+      </w:r>
+      <w:r>
+        <w:rPr>
+          <w:rFonts w:ascii="Consolas" w:hAnsi="Consolas"/>
+          <w:color w:val="660E7A"/>
+          <w:sz w:val="16"/>
+        </w:rPr>
+        <w:t xml:space="preserve">$key</w:t>
+      </w:r>
+      <w:r>
+        <w:rPr>
+          <w:rFonts w:ascii="Consolas" w:hAnsi="Consolas"/>
+          <w:color w:val="262626"/>
+          <w:sz w:val="16"/>
+        </w:rPr>
+        <w:t xml:space="preserve">);</w:t>
+      </w:r>
+      <w:r>
         <w:br/>
-        <w:t xml:space="preserve">    </w:t>
-      </w:r>
-      <w:r>
-        <w:rPr>
-          <w:rFonts w:ascii="Consolas" w:hAnsi="Consolas" w:eastAsia="Consolas"/>
-          <w:color w:val="9CDCFE"/>
+      </w:r>
+      <w:r>
+        <w:rPr>
+          <w:rFonts w:ascii="Consolas" w:hAnsi="Consolas"/>
+          <w:color w:val="262626"/>
           <w:sz w:val="16"/>
         </w:rPr>
-        <w:t>$cart</w:t>
-      </w:r>
-      <w:r>
-        <w:rPr>
-          <w:rFonts w:ascii="Consolas" w:hAnsi="Consolas" w:eastAsia="Consolas"/>
-          <w:color w:val="D4D4D4"/>
+        <w:t xml:space="preserve">}, </w:t>
+      </w:r>
+      <w:r>
+        <w:rPr>
+          <w:rFonts w:ascii="Consolas" w:hAnsi="Consolas"/>
+          <w:color w:val="660E7A"/>
           <w:sz w:val="16"/>
         </w:rPr>
-        <w:t>,</w:t>
-      </w:r>
-      <w:r>
-        <w:rPr>
-          <w:rFonts w:ascii="Consolas" w:hAnsi="Consolas" w:eastAsia="Consolas"/>
-          <w:color w:val="D4D4D4"/>
+        <w:t xml:space="preserve">attempts</w:t>
+      </w:r>
+      <w:r>
+        <w:rPr>
+          <w:rFonts w:ascii="Consolas" w:hAnsi="Consolas"/>
+          <w:color w:val="262626"/>
           <w:sz w:val="16"/>
         </w:rPr>
-        <w:br/>
-        <w:t xml:space="preserve">    </w:t>
-      </w:r>
-      <w:r>
-        <w:rPr>
-          <w:rFonts w:ascii="Consolas" w:hAnsi="Consolas" w:eastAsia="Consolas"/>
-          <w:color w:val="9CDCFE"/>
+        <w:t xml:space="preserve">: </w:t>
+      </w:r>
+      <w:r>
+        <w:rPr>
+          <w:rFonts w:ascii="Consolas" w:hAnsi="Consolas"/>
+          <w:color w:val="0073E6"/>
           <w:sz w:val="16"/>
         </w:rPr>
-        <w:t>$key</w:t>
-      </w:r>
-      <w:r>
-        <w:rPr>
-          <w:rFonts w:ascii="Consolas" w:hAnsi="Consolas" w:eastAsia="Consolas"/>
-          <w:color w:val="D4D4D4"/>
+        <w:t xml:space="preserve">5</w:t>
+      </w:r>
+      <w:r>
+        <w:rPr>
+          <w:rFonts w:ascii="Consolas" w:hAnsi="Consolas"/>
+          <w:color w:val="262626"/>
           <w:sz w:val="16"/>
         </w:rPr>
-        <w:t>,</w:t>
-      </w:r>
-      <w:r>
-        <w:rPr>
-          <w:rFonts w:ascii="Consolas" w:hAnsi="Consolas" w:eastAsia="Consolas"/>
-          <w:color w:val="D4D4D4"/>
-          <w:sz w:val="16"/>
-        </w:rPr>
-        <w:br/>
-        <w:t xml:space="preserve">    </w:t>
-      </w:r>
-      <w:r>
-        <w:rPr>
-          <w:rFonts w:ascii="Consolas" w:hAnsi="Consolas" w:eastAsia="Consolas"/>
-          <w:color w:val="9CDCFE"/>
-          <w:sz w:val="16"/>
-        </w:rPr>
-        <w:t>$allowedTenantIds</w:t>
-      </w:r>
-      <w:r>
-        <w:rPr>
-          <w:rFonts w:ascii="Consolas" w:hAnsi="Consolas" w:eastAsia="Consolas"/>
-          <w:color w:val="D4D4D4"/>
-          <w:sz w:val="16"/>
-        </w:rPr>
-        <w:t>,</w:t>
-      </w:r>
-      <w:r>
-        <w:rPr>
-          <w:rFonts w:ascii="Consolas" w:hAnsi="Consolas" w:eastAsia="Consolas"/>
-          <w:color w:val="D4D4D4"/>
-          <w:sz w:val="16"/>
-        </w:rPr>
-        <w:br/>
-      </w:r>
-      <w:r>
-        <w:rPr>
-          <w:rFonts w:ascii="Consolas" w:hAnsi="Consolas" w:eastAsia="Consolas"/>
-          <w:color w:val="D4D4D4"/>
-          <w:sz w:val="16"/>
-        </w:rPr>
-        <w:t>)</w:t>
-      </w:r>
-      <w:r>
-        <w:rPr>
-          <w:rFonts w:ascii="Consolas" w:hAnsi="Consolas" w:eastAsia="Consolas"/>
-          <w:color w:val="D4D4D4"/>
-          <w:sz w:val="16"/>
-        </w:rPr>
-        <w:t>:</w:t>
-      </w:r>
-      <w:r>
-        <w:rPr>
-          <w:rFonts w:ascii="Consolas" w:hAnsi="Consolas" w:eastAsia="Consolas"/>
-          <w:color w:val="D4D4D4"/>
-          <w:sz w:val="16"/>
-        </w:rPr>
-        <w:t xml:space="preserve"> </w:t>
-      </w:r>
-      <w:r>
-        <w:rPr>
-          <w:rFonts w:ascii="Consolas" w:hAnsi="Consolas" w:eastAsia="Consolas"/>
-          <w:color w:val="4EC9B0"/>
-          <w:sz w:val="16"/>
-        </w:rPr>
-        <w:t>Order</w:t>
-      </w:r>
-      <w:r>
-        <w:rPr>
-          <w:rFonts w:ascii="Consolas" w:hAnsi="Consolas" w:eastAsia="Consolas"/>
-          <w:color w:val="D4D4D4"/>
-          <w:sz w:val="16"/>
-        </w:rPr>
-        <w:t xml:space="preserve"> </w:t>
-      </w:r>
-      <w:r>
-        <w:rPr>
-          <w:rFonts w:ascii="Consolas" w:hAnsi="Consolas" w:eastAsia="Consolas"/>
-          <w:color w:val="D4D4D4"/>
-          <w:sz w:val="16"/>
-        </w:rPr>
-        <w:t>{</w:t>
-      </w:r>
-      <w:r>
-        <w:rPr>
-          <w:rFonts w:ascii="Consolas" w:hAnsi="Consolas" w:eastAsia="Consolas"/>
-          <w:color w:val="D4D4D4"/>
-          <w:sz w:val="16"/>
-        </w:rPr>
-        <w:br/>
-        <w:t xml:space="preserve">    </w:t>
-      </w:r>
-      <w:r>
-        <w:rPr>
-          <w:rFonts w:ascii="Consolas" w:hAnsi="Consolas" w:eastAsia="Consolas"/>
-          <w:color w:val="9CDCFE"/>
-          <w:sz w:val="16"/>
-        </w:rPr>
-        <w:t>$existing</w:t>
-      </w:r>
-      <w:r>
-        <w:rPr>
-          <w:rFonts w:ascii="Consolas" w:hAnsi="Consolas" w:eastAsia="Consolas"/>
-          <w:color w:val="D4D4D4"/>
-          <w:sz w:val="16"/>
-        </w:rPr>
-        <w:t xml:space="preserve"> </w:t>
-      </w:r>
-      <w:r>
-        <w:rPr>
-          <w:rFonts w:ascii="Consolas" w:hAnsi="Consolas" w:eastAsia="Consolas"/>
-          <w:color w:val="D4D4D4"/>
-          <w:sz w:val="16"/>
-        </w:rPr>
-        <w:t>=</w:t>
-      </w:r>
-      <w:r>
-        <w:rPr>
-          <w:rFonts w:ascii="Consolas" w:hAnsi="Consolas" w:eastAsia="Consolas"/>
-          <w:color w:val="D4D4D4"/>
-          <w:sz w:val="16"/>
-        </w:rPr>
-        <w:t xml:space="preserve"> </w:t>
-      </w:r>
-      <w:r>
-        <w:rPr>
-          <w:rFonts w:ascii="Consolas" w:hAnsi="Consolas" w:eastAsia="Consolas"/>
-          <w:color w:val="4EC9B0"/>
-          <w:sz w:val="16"/>
-        </w:rPr>
-        <w:t>Order</w:t>
-      </w:r>
-      <w:r>
-        <w:rPr>
-          <w:rFonts w:ascii="Consolas" w:hAnsi="Consolas" w:eastAsia="Consolas"/>
-          <w:color w:val="D4D4D4"/>
-          <w:sz w:val="16"/>
-        </w:rPr>
-        <w:t>:</w:t>
-      </w:r>
-      <w:r>
-        <w:rPr>
-          <w:rFonts w:ascii="Consolas" w:hAnsi="Consolas" w:eastAsia="Consolas"/>
-          <w:color w:val="D4D4D4"/>
-          <w:sz w:val="16"/>
-        </w:rPr>
-        <w:t>:</w:t>
-      </w:r>
-      <w:r>
-        <w:rPr>
-          <w:rFonts w:ascii="Consolas" w:hAnsi="Consolas" w:eastAsia="Consolas"/>
-          <w:color w:val="DCDCAA"/>
-          <w:sz w:val="16"/>
-        </w:rPr>
-        <w:t>query</w:t>
-      </w:r>
-      <w:r>
-        <w:rPr>
-          <w:rFonts w:ascii="Consolas" w:hAnsi="Consolas" w:eastAsia="Consolas"/>
-          <w:color w:val="D4D4D4"/>
-          <w:sz w:val="16"/>
-        </w:rPr>
-        <w:t>(</w:t>
-      </w:r>
-      <w:r>
-        <w:rPr>
-          <w:rFonts w:ascii="Consolas" w:hAnsi="Consolas" w:eastAsia="Consolas"/>
-          <w:color w:val="D4D4D4"/>
-          <w:sz w:val="16"/>
-        </w:rPr>
-        <w:t>)</w:t>
-      </w:r>
-      <w:r>
-        <w:rPr>
-          <w:rFonts w:ascii="Consolas" w:hAnsi="Consolas" w:eastAsia="Consolas"/>
-          <w:color w:val="D4D4D4"/>
-          <w:sz w:val="16"/>
-        </w:rPr>
-        <w:br/>
-        <w:t xml:space="preserve">        </w:t>
-      </w:r>
-      <w:r>
-        <w:rPr>
-          <w:rFonts w:ascii="Consolas" w:hAnsi="Consolas" w:eastAsia="Consolas"/>
-          <w:color w:val="D4D4D4"/>
-          <w:sz w:val="16"/>
-        </w:rPr>
-        <w:t>-</w:t>
-      </w:r>
-      <w:r>
-        <w:rPr>
-          <w:rFonts w:ascii="Consolas" w:hAnsi="Consolas" w:eastAsia="Consolas"/>
-          <w:color w:val="D4D4D4"/>
-          <w:sz w:val="16"/>
-        </w:rPr>
-        <w:t>&gt;</w:t>
-      </w:r>
-      <w:r>
-        <w:rPr>
-          <w:rFonts w:ascii="Consolas" w:hAnsi="Consolas" w:eastAsia="Consolas"/>
-          <w:color w:val="DCDCAA"/>
-          <w:sz w:val="16"/>
-        </w:rPr>
-        <w:t>where</w:t>
-      </w:r>
-      <w:r>
-        <w:rPr>
-          <w:rFonts w:ascii="Consolas" w:hAnsi="Consolas" w:eastAsia="Consolas"/>
-          <w:color w:val="D4D4D4"/>
-          <w:sz w:val="16"/>
-        </w:rPr>
-        <w:t>(</w:t>
-      </w:r>
-      <w:r>
-        <w:rPr>
-          <w:rFonts w:ascii="Consolas" w:hAnsi="Consolas" w:eastAsia="Consolas"/>
-          <w:color w:val="CE9178"/>
-          <w:sz w:val="16"/>
-        </w:rPr>
-        <w:t>'checkout_idempotency_key'</w:t>
-      </w:r>
-      <w:r>
-        <w:rPr>
-          <w:rFonts w:ascii="Consolas" w:hAnsi="Consolas" w:eastAsia="Consolas"/>
-          <w:color w:val="D4D4D4"/>
-          <w:sz w:val="16"/>
-        </w:rPr>
-        <w:t>,</w:t>
-      </w:r>
-      <w:r>
-        <w:rPr>
-          <w:rFonts w:ascii="Consolas" w:hAnsi="Consolas" w:eastAsia="Consolas"/>
-          <w:color w:val="D4D4D4"/>
-          <w:sz w:val="16"/>
-        </w:rPr>
-        <w:t xml:space="preserve"> </w:t>
-      </w:r>
-      <w:r>
-        <w:rPr>
-          <w:rFonts w:ascii="Consolas" w:hAnsi="Consolas" w:eastAsia="Consolas"/>
-          <w:color w:val="9CDCFE"/>
-          <w:sz w:val="16"/>
-        </w:rPr>
-        <w:t>$key</w:t>
-      </w:r>
-      <w:r>
-        <w:rPr>
-          <w:rFonts w:ascii="Consolas" w:hAnsi="Consolas" w:eastAsia="Consolas"/>
-          <w:color w:val="D4D4D4"/>
-          <w:sz w:val="16"/>
-        </w:rPr>
-        <w:t>)</w:t>
-      </w:r>
-      <w:r>
-        <w:rPr>
-          <w:rFonts w:ascii="Consolas" w:hAnsi="Consolas" w:eastAsia="Consolas"/>
-          <w:color w:val="D4D4D4"/>
-          <w:sz w:val="16"/>
-        </w:rPr>
-        <w:br/>
-        <w:t xml:space="preserve">        </w:t>
-      </w:r>
-      <w:r>
-        <w:rPr>
-          <w:rFonts w:ascii="Consolas" w:hAnsi="Consolas" w:eastAsia="Consolas"/>
-          <w:color w:val="D4D4D4"/>
-          <w:sz w:val="16"/>
-        </w:rPr>
-        <w:t>-</w:t>
-      </w:r>
-      <w:r>
-        <w:rPr>
-          <w:rFonts w:ascii="Consolas" w:hAnsi="Consolas" w:eastAsia="Consolas"/>
-          <w:color w:val="D4D4D4"/>
-          <w:sz w:val="16"/>
-        </w:rPr>
-        <w:t>&gt;</w:t>
-      </w:r>
-      <w:r>
-        <w:rPr>
-          <w:rFonts w:ascii="Consolas" w:hAnsi="Consolas" w:eastAsia="Consolas"/>
-          <w:color w:val="DCDCAA"/>
-          <w:sz w:val="16"/>
-        </w:rPr>
-        <w:t>first</w:t>
-      </w:r>
-      <w:r>
-        <w:rPr>
-          <w:rFonts w:ascii="Consolas" w:hAnsi="Consolas" w:eastAsia="Consolas"/>
-          <w:color w:val="D4D4D4"/>
-          <w:sz w:val="16"/>
-        </w:rPr>
-        <w:t>(</w:t>
-      </w:r>
-      <w:r>
-        <w:rPr>
-          <w:rFonts w:ascii="Consolas" w:hAnsi="Consolas" w:eastAsia="Consolas"/>
-          <w:color w:val="D4D4D4"/>
-          <w:sz w:val="16"/>
-        </w:rPr>
-        <w:t>)</w:t>
-      </w:r>
-      <w:r>
-        <w:rPr>
-          <w:rFonts w:ascii="Consolas" w:hAnsi="Consolas" w:eastAsia="Consolas"/>
-          <w:color w:val="D4D4D4"/>
-          <w:sz w:val="16"/>
-        </w:rPr>
-        <w:t>;</w:t>
-      </w:r>
-      <w:r>
-        <w:rPr>
-          <w:rFonts w:ascii="Consolas" w:hAnsi="Consolas" w:eastAsia="Consolas"/>
-          <w:color w:val="D4D4D4"/>
-          <w:sz w:val="16"/>
-        </w:rPr>
-        <w:br/>
-        <w:br/>
-        <w:t xml:space="preserve">    </w:t>
-      </w:r>
-      <w:r>
-        <w:rPr>
-          <w:rFonts w:ascii="Consolas" w:hAnsi="Consolas" w:eastAsia="Consolas"/>
-          <w:color w:val="569CD6"/>
-          <w:sz w:val="16"/>
-        </w:rPr>
-        <w:t>if</w:t>
-      </w:r>
-      <w:r>
-        <w:rPr>
-          <w:rFonts w:ascii="Consolas" w:hAnsi="Consolas" w:eastAsia="Consolas"/>
-          <w:color w:val="D4D4D4"/>
-          <w:sz w:val="16"/>
-        </w:rPr>
-        <w:t xml:space="preserve"> </w:t>
-      </w:r>
-      <w:r>
-        <w:rPr>
-          <w:rFonts w:ascii="Consolas" w:hAnsi="Consolas" w:eastAsia="Consolas"/>
-          <w:color w:val="D4D4D4"/>
-          <w:sz w:val="16"/>
-        </w:rPr>
-        <w:t>(</w:t>
-      </w:r>
-      <w:r>
-        <w:rPr>
-          <w:rFonts w:ascii="Consolas" w:hAnsi="Consolas" w:eastAsia="Consolas"/>
-          <w:color w:val="9CDCFE"/>
-          <w:sz w:val="16"/>
-        </w:rPr>
-        <w:t>$existing</w:t>
-      </w:r>
-      <w:r>
-        <w:rPr>
-          <w:rFonts w:ascii="Consolas" w:hAnsi="Consolas" w:eastAsia="Consolas"/>
-          <w:color w:val="D4D4D4"/>
-          <w:sz w:val="16"/>
-        </w:rPr>
-        <w:t>)</w:t>
-      </w:r>
-      <w:r>
-        <w:rPr>
-          <w:rFonts w:ascii="Consolas" w:hAnsi="Consolas" w:eastAsia="Consolas"/>
-          <w:color w:val="D4D4D4"/>
-          <w:sz w:val="16"/>
-        </w:rPr>
-        <w:t xml:space="preserve"> </w:t>
-      </w:r>
-      <w:r>
-        <w:rPr>
-          <w:rFonts w:ascii="Consolas" w:hAnsi="Consolas" w:eastAsia="Consolas"/>
-          <w:color w:val="D4D4D4"/>
-          <w:sz w:val="16"/>
-        </w:rPr>
-        <w:t>{</w:t>
-      </w:r>
-      <w:r>
-        <w:rPr>
-          <w:rFonts w:ascii="Consolas" w:hAnsi="Consolas" w:eastAsia="Consolas"/>
-          <w:color w:val="D4D4D4"/>
-          <w:sz w:val="16"/>
-        </w:rPr>
-        <w:br/>
-        <w:t xml:space="preserve">        </w:t>
-      </w:r>
-      <w:r>
-        <w:rPr>
-          <w:rFonts w:ascii="Consolas" w:hAnsi="Consolas" w:eastAsia="Consolas"/>
-          <w:color w:val="569CD6"/>
-          <w:sz w:val="16"/>
-        </w:rPr>
-        <w:t>return</w:t>
-      </w:r>
-      <w:r>
-        <w:rPr>
-          <w:rFonts w:ascii="Consolas" w:hAnsi="Consolas" w:eastAsia="Consolas"/>
-          <w:color w:val="D4D4D4"/>
-          <w:sz w:val="16"/>
-        </w:rPr>
-        <w:t xml:space="preserve"> </w:t>
-      </w:r>
-      <w:r>
-        <w:rPr>
-          <w:rFonts w:ascii="Consolas" w:hAnsi="Consolas" w:eastAsia="Consolas"/>
-          <w:color w:val="9CDCFE"/>
-          <w:sz w:val="16"/>
-        </w:rPr>
-        <w:t>$existing</w:t>
-      </w:r>
-      <w:r>
-        <w:rPr>
-          <w:rFonts w:ascii="Consolas" w:hAnsi="Consolas" w:eastAsia="Consolas"/>
-          <w:color w:val="D4D4D4"/>
-          <w:sz w:val="16"/>
-        </w:rPr>
-        <w:t>;</w:t>
-      </w:r>
-      <w:r>
-        <w:rPr>
-          <w:rFonts w:ascii="Consolas" w:hAnsi="Consolas" w:eastAsia="Consolas"/>
-          <w:color w:val="D4D4D4"/>
-          <w:sz w:val="16"/>
-        </w:rPr>
-        <w:br/>
-        <w:t xml:space="preserve">    </w:t>
-      </w:r>
-      <w:r>
-        <w:rPr>
-          <w:rFonts w:ascii="Consolas" w:hAnsi="Consolas" w:eastAsia="Consolas"/>
-          <w:color w:val="D4D4D4"/>
-          <w:sz w:val="16"/>
-        </w:rPr>
-        <w:t>}</w:t>
-      </w:r>
-      <w:r>
-        <w:rPr>
-          <w:rFonts w:ascii="Consolas" w:hAnsi="Consolas" w:eastAsia="Consolas"/>
-          <w:color w:val="D4D4D4"/>
-          <w:sz w:val="16"/>
-        </w:rPr>
-        <w:br/>
-        <w:br/>
-        <w:t xml:space="preserve">    </w:t>
-      </w:r>
-      <w:r>
-        <w:rPr>
-          <w:rFonts w:ascii="Consolas" w:hAnsi="Consolas" w:eastAsia="Consolas"/>
-          <w:color w:val="9CDCFE"/>
-          <w:sz w:val="16"/>
-        </w:rPr>
-        <w:t>$menuIds</w:t>
-      </w:r>
-      <w:r>
-        <w:rPr>
-          <w:rFonts w:ascii="Consolas" w:hAnsi="Consolas" w:eastAsia="Consolas"/>
-          <w:color w:val="D4D4D4"/>
-          <w:sz w:val="16"/>
-        </w:rPr>
-        <w:t xml:space="preserve"> </w:t>
-      </w:r>
-      <w:r>
-        <w:rPr>
-          <w:rFonts w:ascii="Consolas" w:hAnsi="Consolas" w:eastAsia="Consolas"/>
-          <w:color w:val="D4D4D4"/>
-          <w:sz w:val="16"/>
-        </w:rPr>
-        <w:t>=</w:t>
-      </w:r>
-      <w:r>
-        <w:rPr>
-          <w:rFonts w:ascii="Consolas" w:hAnsi="Consolas" w:eastAsia="Consolas"/>
-          <w:color w:val="D4D4D4"/>
-          <w:sz w:val="16"/>
-        </w:rPr>
-        <w:t xml:space="preserve"> </w:t>
-      </w:r>
-      <w:r>
-        <w:rPr>
-          <w:rFonts w:ascii="Consolas" w:hAnsi="Consolas" w:eastAsia="Consolas"/>
-          <w:color w:val="DCDCAA"/>
-          <w:sz w:val="16"/>
-        </w:rPr>
-        <w:t>array_column</w:t>
-      </w:r>
-      <w:r>
-        <w:rPr>
-          <w:rFonts w:ascii="Consolas" w:hAnsi="Consolas" w:eastAsia="Consolas"/>
-          <w:color w:val="D4D4D4"/>
-          <w:sz w:val="16"/>
-        </w:rPr>
-        <w:t>(</w:t>
-      </w:r>
-      <w:r>
-        <w:rPr>
-          <w:rFonts w:ascii="Consolas" w:hAnsi="Consolas" w:eastAsia="Consolas"/>
-          <w:color w:val="9CDCFE"/>
-          <w:sz w:val="16"/>
-        </w:rPr>
-        <w:t>$cart</w:t>
-      </w:r>
-      <w:r>
-        <w:rPr>
-          <w:rFonts w:ascii="Consolas" w:hAnsi="Consolas" w:eastAsia="Consolas"/>
-          <w:color w:val="D4D4D4"/>
-          <w:sz w:val="16"/>
-        </w:rPr>
-        <w:t>[</w:t>
-      </w:r>
-      <w:r>
-        <w:rPr>
-          <w:rFonts w:ascii="Consolas" w:hAnsi="Consolas" w:eastAsia="Consolas"/>
-          <w:color w:val="CE9178"/>
-          <w:sz w:val="16"/>
-        </w:rPr>
-        <w:t>'items'</w:t>
-      </w:r>
-      <w:r>
-        <w:rPr>
-          <w:rFonts w:ascii="Consolas" w:hAnsi="Consolas" w:eastAsia="Consolas"/>
-          <w:color w:val="D4D4D4"/>
-          <w:sz w:val="16"/>
-        </w:rPr>
-        <w:t>]</w:t>
-      </w:r>
-      <w:r>
-        <w:rPr>
-          <w:rFonts w:ascii="Consolas" w:hAnsi="Consolas" w:eastAsia="Consolas"/>
-          <w:color w:val="D4D4D4"/>
-          <w:sz w:val="16"/>
-        </w:rPr>
-        <w:t>,</w:t>
-      </w:r>
-      <w:r>
-        <w:rPr>
-          <w:rFonts w:ascii="Consolas" w:hAnsi="Consolas" w:eastAsia="Consolas"/>
-          <w:color w:val="D4D4D4"/>
-          <w:sz w:val="16"/>
-        </w:rPr>
-        <w:t xml:space="preserve"> </w:t>
-      </w:r>
-      <w:r>
-        <w:rPr>
-          <w:rFonts w:ascii="Consolas" w:hAnsi="Consolas" w:eastAsia="Consolas"/>
-          <w:color w:val="CE9178"/>
-          <w:sz w:val="16"/>
-        </w:rPr>
-        <w:t>'menu_id'</w:t>
-      </w:r>
-      <w:r>
-        <w:rPr>
-          <w:rFonts w:ascii="Consolas" w:hAnsi="Consolas" w:eastAsia="Consolas"/>
-          <w:color w:val="D4D4D4"/>
-          <w:sz w:val="16"/>
-        </w:rPr>
-        <w:t>)</w:t>
-      </w:r>
-      <w:r>
-        <w:rPr>
-          <w:rFonts w:ascii="Consolas" w:hAnsi="Consolas" w:eastAsia="Consolas"/>
-          <w:color w:val="D4D4D4"/>
-          <w:sz w:val="16"/>
-        </w:rPr>
-        <w:t>;</w:t>
-      </w:r>
-      <w:r>
-        <w:rPr>
-          <w:rFonts w:ascii="Consolas" w:hAnsi="Consolas" w:eastAsia="Consolas"/>
-          <w:color w:val="D4D4D4"/>
-          <w:sz w:val="16"/>
-        </w:rPr>
-        <w:br/>
-        <w:t xml:space="preserve">    </w:t>
-      </w:r>
-      <w:r>
-        <w:rPr>
-          <w:rFonts w:ascii="Consolas" w:hAnsi="Consolas" w:eastAsia="Consolas"/>
-          <w:color w:val="9CDCFE"/>
-          <w:sz w:val="16"/>
-        </w:rPr>
-        <w:t>$menus</w:t>
-      </w:r>
-      <w:r>
-        <w:rPr>
-          <w:rFonts w:ascii="Consolas" w:hAnsi="Consolas" w:eastAsia="Consolas"/>
-          <w:color w:val="D4D4D4"/>
-          <w:sz w:val="16"/>
-        </w:rPr>
-        <w:t xml:space="preserve"> </w:t>
-      </w:r>
-      <w:r>
-        <w:rPr>
-          <w:rFonts w:ascii="Consolas" w:hAnsi="Consolas" w:eastAsia="Consolas"/>
-          <w:color w:val="D4D4D4"/>
-          <w:sz w:val="16"/>
-        </w:rPr>
-        <w:t>=</w:t>
-      </w:r>
-      <w:r>
-        <w:rPr>
-          <w:rFonts w:ascii="Consolas" w:hAnsi="Consolas" w:eastAsia="Consolas"/>
-          <w:color w:val="D4D4D4"/>
-          <w:sz w:val="16"/>
-        </w:rPr>
-        <w:t xml:space="preserve"> </w:t>
-      </w:r>
-      <w:r>
-        <w:rPr>
-          <w:rFonts w:ascii="Consolas" w:hAnsi="Consolas" w:eastAsia="Consolas"/>
-          <w:color w:val="4EC9B0"/>
-          <w:sz w:val="16"/>
-        </w:rPr>
-        <w:t>Menu</w:t>
-      </w:r>
-      <w:r>
-        <w:rPr>
-          <w:rFonts w:ascii="Consolas" w:hAnsi="Consolas" w:eastAsia="Consolas"/>
-          <w:color w:val="D4D4D4"/>
-          <w:sz w:val="16"/>
-        </w:rPr>
-        <w:t>:</w:t>
-      </w:r>
-      <w:r>
-        <w:rPr>
-          <w:rFonts w:ascii="Consolas" w:hAnsi="Consolas" w:eastAsia="Consolas"/>
-          <w:color w:val="D4D4D4"/>
-          <w:sz w:val="16"/>
-        </w:rPr>
-        <w:t>:</w:t>
-      </w:r>
-      <w:r>
-        <w:rPr>
-          <w:rFonts w:ascii="Consolas" w:hAnsi="Consolas" w:eastAsia="Consolas"/>
-          <w:color w:val="DCDCAA"/>
-          <w:sz w:val="16"/>
-        </w:rPr>
-        <w:t>withoutGlobalScopes</w:t>
-      </w:r>
-      <w:r>
-        <w:rPr>
-          <w:rFonts w:ascii="Consolas" w:hAnsi="Consolas" w:eastAsia="Consolas"/>
-          <w:color w:val="D4D4D4"/>
-          <w:sz w:val="16"/>
-        </w:rPr>
-        <w:t>(</w:t>
-      </w:r>
-      <w:r>
-        <w:rPr>
-          <w:rFonts w:ascii="Consolas" w:hAnsi="Consolas" w:eastAsia="Consolas"/>
-          <w:color w:val="D4D4D4"/>
-          <w:sz w:val="16"/>
-        </w:rPr>
-        <w:t>)</w:t>
-      </w:r>
-      <w:r>
-        <w:rPr>
-          <w:rFonts w:ascii="Consolas" w:hAnsi="Consolas" w:eastAsia="Consolas"/>
-          <w:color w:val="D4D4D4"/>
-          <w:sz w:val="16"/>
-        </w:rPr>
-        <w:br/>
-        <w:t xml:space="preserve">        </w:t>
-      </w:r>
-      <w:r>
-        <w:rPr>
-          <w:rFonts w:ascii="Consolas" w:hAnsi="Consolas" w:eastAsia="Consolas"/>
-          <w:color w:val="D4D4D4"/>
-          <w:sz w:val="16"/>
-        </w:rPr>
-        <w:t>-</w:t>
-      </w:r>
-      <w:r>
-        <w:rPr>
-          <w:rFonts w:ascii="Consolas" w:hAnsi="Consolas" w:eastAsia="Consolas"/>
-          <w:color w:val="D4D4D4"/>
-          <w:sz w:val="16"/>
-        </w:rPr>
-        <w:t>&gt;</w:t>
-      </w:r>
-      <w:r>
-        <w:rPr>
-          <w:rFonts w:ascii="Consolas" w:hAnsi="Consolas" w:eastAsia="Consolas"/>
-          <w:color w:val="DCDCAA"/>
-          <w:sz w:val="16"/>
-        </w:rPr>
-        <w:t>whereKey</w:t>
-      </w:r>
-      <w:r>
-        <w:rPr>
-          <w:rFonts w:ascii="Consolas" w:hAnsi="Consolas" w:eastAsia="Consolas"/>
-          <w:color w:val="D4D4D4"/>
-          <w:sz w:val="16"/>
-        </w:rPr>
-        <w:t>(</w:t>
-      </w:r>
-      <w:r>
-        <w:rPr>
-          <w:rFonts w:ascii="Consolas" w:hAnsi="Consolas" w:eastAsia="Consolas"/>
-          <w:color w:val="9CDCFE"/>
-          <w:sz w:val="16"/>
-        </w:rPr>
-        <w:t>$menuIds</w:t>
-      </w:r>
-      <w:r>
-        <w:rPr>
-          <w:rFonts w:ascii="Consolas" w:hAnsi="Consolas" w:eastAsia="Consolas"/>
-          <w:color w:val="D4D4D4"/>
-          <w:sz w:val="16"/>
-        </w:rPr>
-        <w:t>)</w:t>
-      </w:r>
-      <w:r>
-        <w:rPr>
-          <w:rFonts w:ascii="Consolas" w:hAnsi="Consolas" w:eastAsia="Consolas"/>
-          <w:color w:val="D4D4D4"/>
-          <w:sz w:val="16"/>
-        </w:rPr>
-        <w:br/>
-        <w:t xml:space="preserve">        </w:t>
-      </w:r>
-      <w:r>
-        <w:rPr>
-          <w:rFonts w:ascii="Consolas" w:hAnsi="Consolas" w:eastAsia="Consolas"/>
-          <w:color w:val="D4D4D4"/>
-          <w:sz w:val="16"/>
-        </w:rPr>
-        <w:t>-</w:t>
-      </w:r>
-      <w:r>
-        <w:rPr>
-          <w:rFonts w:ascii="Consolas" w:hAnsi="Consolas" w:eastAsia="Consolas"/>
-          <w:color w:val="D4D4D4"/>
-          <w:sz w:val="16"/>
-        </w:rPr>
-        <w:t>&gt;</w:t>
-      </w:r>
-      <w:r>
-        <w:rPr>
-          <w:rFonts w:ascii="Consolas" w:hAnsi="Consolas" w:eastAsia="Consolas"/>
-          <w:color w:val="DCDCAA"/>
-          <w:sz w:val="16"/>
-        </w:rPr>
-        <w:t>whereIn</w:t>
-      </w:r>
-      <w:r>
-        <w:rPr>
-          <w:rFonts w:ascii="Consolas" w:hAnsi="Consolas" w:eastAsia="Consolas"/>
-          <w:color w:val="D4D4D4"/>
-          <w:sz w:val="16"/>
-        </w:rPr>
-        <w:t>(</w:t>
-      </w:r>
-      <w:r>
-        <w:rPr>
-          <w:rFonts w:ascii="Consolas" w:hAnsi="Consolas" w:eastAsia="Consolas"/>
-          <w:color w:val="CE9178"/>
-          <w:sz w:val="16"/>
-        </w:rPr>
-        <w:t>'tenant_id'</w:t>
-      </w:r>
-      <w:r>
-        <w:rPr>
-          <w:rFonts w:ascii="Consolas" w:hAnsi="Consolas" w:eastAsia="Consolas"/>
-          <w:color w:val="D4D4D4"/>
-          <w:sz w:val="16"/>
-        </w:rPr>
-        <w:t>,</w:t>
-      </w:r>
-      <w:r>
-        <w:rPr>
-          <w:rFonts w:ascii="Consolas" w:hAnsi="Consolas" w:eastAsia="Consolas"/>
-          <w:color w:val="D4D4D4"/>
-          <w:sz w:val="16"/>
-        </w:rPr>
-        <w:t xml:space="preserve"> </w:t>
-      </w:r>
-      <w:r>
-        <w:rPr>
-          <w:rFonts w:ascii="Consolas" w:hAnsi="Consolas" w:eastAsia="Consolas"/>
-          <w:color w:val="9CDCFE"/>
-          <w:sz w:val="16"/>
-        </w:rPr>
-        <w:t>$allowedTenantIds</w:t>
-      </w:r>
-      <w:r>
-        <w:rPr>
-          <w:rFonts w:ascii="Consolas" w:hAnsi="Consolas" w:eastAsia="Consolas"/>
-          <w:color w:val="D4D4D4"/>
-          <w:sz w:val="16"/>
-        </w:rPr>
-        <w:t>)</w:t>
-      </w:r>
-      <w:r>
-        <w:rPr>
-          <w:rFonts w:ascii="Consolas" w:hAnsi="Consolas" w:eastAsia="Consolas"/>
-          <w:color w:val="D4D4D4"/>
-          <w:sz w:val="16"/>
-        </w:rPr>
-        <w:br/>
-        <w:t xml:space="preserve">        </w:t>
-      </w:r>
-      <w:r>
-        <w:rPr>
-          <w:rFonts w:ascii="Consolas" w:hAnsi="Consolas" w:eastAsia="Consolas"/>
-          <w:color w:val="D4D4D4"/>
-          <w:sz w:val="16"/>
-        </w:rPr>
-        <w:t>-</w:t>
-      </w:r>
-      <w:r>
-        <w:rPr>
-          <w:rFonts w:ascii="Consolas" w:hAnsi="Consolas" w:eastAsia="Consolas"/>
-          <w:color w:val="D4D4D4"/>
-          <w:sz w:val="16"/>
-        </w:rPr>
-        <w:t>&gt;</w:t>
-      </w:r>
-      <w:r>
-        <w:rPr>
-          <w:rFonts w:ascii="Consolas" w:hAnsi="Consolas" w:eastAsia="Consolas"/>
-          <w:color w:val="DCDCAA"/>
-          <w:sz w:val="16"/>
-        </w:rPr>
-        <w:t>orderBy</w:t>
-      </w:r>
-      <w:r>
-        <w:rPr>
-          <w:rFonts w:ascii="Consolas" w:hAnsi="Consolas" w:eastAsia="Consolas"/>
-          <w:color w:val="D4D4D4"/>
-          <w:sz w:val="16"/>
-        </w:rPr>
-        <w:t>(</w:t>
-      </w:r>
-      <w:r>
-        <w:rPr>
-          <w:rFonts w:ascii="Consolas" w:hAnsi="Consolas" w:eastAsia="Consolas"/>
-          <w:color w:val="CE9178"/>
-          <w:sz w:val="16"/>
-        </w:rPr>
-        <w:t>'id'</w:t>
-      </w:r>
-      <w:r>
-        <w:rPr>
-          <w:rFonts w:ascii="Consolas" w:hAnsi="Consolas" w:eastAsia="Consolas"/>
-          <w:color w:val="D4D4D4"/>
-          <w:sz w:val="16"/>
-        </w:rPr>
-        <w:t>)</w:t>
-      </w:r>
-      <w:r>
-        <w:rPr>
-          <w:rFonts w:ascii="Consolas" w:hAnsi="Consolas" w:eastAsia="Consolas"/>
-          <w:color w:val="D4D4D4"/>
-          <w:sz w:val="16"/>
-        </w:rPr>
-        <w:br/>
-        <w:t xml:space="preserve">        </w:t>
-      </w:r>
-      <w:r>
-        <w:rPr>
-          <w:rFonts w:ascii="Consolas" w:hAnsi="Consolas" w:eastAsia="Consolas"/>
-          <w:color w:val="D4D4D4"/>
-          <w:sz w:val="16"/>
-        </w:rPr>
-        <w:t>-</w:t>
-      </w:r>
-      <w:r>
-        <w:rPr>
-          <w:rFonts w:ascii="Consolas" w:hAnsi="Consolas" w:eastAsia="Consolas"/>
-          <w:color w:val="D4D4D4"/>
-          <w:sz w:val="16"/>
-        </w:rPr>
-        <w:t>&gt;</w:t>
-      </w:r>
-      <w:r>
-        <w:rPr>
-          <w:rFonts w:ascii="Consolas" w:hAnsi="Consolas" w:eastAsia="Consolas"/>
-          <w:color w:val="DCDCAA"/>
-          <w:sz w:val="16"/>
-        </w:rPr>
-        <w:t>lockForUpdate</w:t>
-      </w:r>
-      <w:r>
-        <w:rPr>
-          <w:rFonts w:ascii="Consolas" w:hAnsi="Consolas" w:eastAsia="Consolas"/>
-          <w:color w:val="D4D4D4"/>
-          <w:sz w:val="16"/>
-        </w:rPr>
-        <w:t>(</w:t>
-      </w:r>
-      <w:r>
-        <w:rPr>
-          <w:rFonts w:ascii="Consolas" w:hAnsi="Consolas" w:eastAsia="Consolas"/>
-          <w:color w:val="D4D4D4"/>
-          <w:sz w:val="16"/>
-        </w:rPr>
-        <w:t>)</w:t>
-      </w:r>
-      <w:r>
-        <w:rPr>
-          <w:rFonts w:ascii="Consolas" w:hAnsi="Consolas" w:eastAsia="Consolas"/>
-          <w:color w:val="D4D4D4"/>
-          <w:sz w:val="16"/>
-        </w:rPr>
-        <w:br/>
-        <w:t xml:space="preserve">        </w:t>
-      </w:r>
-      <w:r>
-        <w:rPr>
-          <w:rFonts w:ascii="Consolas" w:hAnsi="Consolas" w:eastAsia="Consolas"/>
-          <w:color w:val="D4D4D4"/>
-          <w:sz w:val="16"/>
-        </w:rPr>
-        <w:t>-</w:t>
-      </w:r>
-      <w:r>
-        <w:rPr>
-          <w:rFonts w:ascii="Consolas" w:hAnsi="Consolas" w:eastAsia="Consolas"/>
-          <w:color w:val="D4D4D4"/>
-          <w:sz w:val="16"/>
-        </w:rPr>
-        <w:t>&gt;</w:t>
-      </w:r>
-      <w:r>
-        <w:rPr>
-          <w:rFonts w:ascii="Consolas" w:hAnsi="Consolas" w:eastAsia="Consolas"/>
-          <w:color w:val="DCDCAA"/>
-          <w:sz w:val="16"/>
-        </w:rPr>
-        <w:t>get</w:t>
-      </w:r>
-      <w:r>
-        <w:rPr>
-          <w:rFonts w:ascii="Consolas" w:hAnsi="Consolas" w:eastAsia="Consolas"/>
-          <w:color w:val="D4D4D4"/>
-          <w:sz w:val="16"/>
-        </w:rPr>
-        <w:t>(</w:t>
-      </w:r>
-      <w:r>
-        <w:rPr>
-          <w:rFonts w:ascii="Consolas" w:hAnsi="Consolas" w:eastAsia="Consolas"/>
-          <w:color w:val="D4D4D4"/>
-          <w:sz w:val="16"/>
-        </w:rPr>
-        <w:t>)</w:t>
-      </w:r>
-      <w:r>
-        <w:rPr>
-          <w:rFonts w:ascii="Consolas" w:hAnsi="Consolas" w:eastAsia="Consolas"/>
-          <w:color w:val="D4D4D4"/>
-          <w:sz w:val="16"/>
-        </w:rPr>
-        <w:br/>
-        <w:t xml:space="preserve">        </w:t>
-      </w:r>
-      <w:r>
-        <w:rPr>
-          <w:rFonts w:ascii="Consolas" w:hAnsi="Consolas" w:eastAsia="Consolas"/>
-          <w:color w:val="D4D4D4"/>
-          <w:sz w:val="16"/>
-        </w:rPr>
-        <w:t>-</w:t>
-      </w:r>
-      <w:r>
-        <w:rPr>
-          <w:rFonts w:ascii="Consolas" w:hAnsi="Consolas" w:eastAsia="Consolas"/>
-          <w:color w:val="D4D4D4"/>
-          <w:sz w:val="16"/>
-        </w:rPr>
-        <w:t>&gt;</w:t>
-      </w:r>
-      <w:r>
-        <w:rPr>
-          <w:rFonts w:ascii="Consolas" w:hAnsi="Consolas" w:eastAsia="Consolas"/>
-          <w:color w:val="DCDCAA"/>
-          <w:sz w:val="16"/>
-        </w:rPr>
-        <w:t>keyBy</w:t>
-      </w:r>
-      <w:r>
-        <w:rPr>
-          <w:rFonts w:ascii="Consolas" w:hAnsi="Consolas" w:eastAsia="Consolas"/>
-          <w:color w:val="D4D4D4"/>
-          <w:sz w:val="16"/>
-        </w:rPr>
-        <w:t>(</w:t>
-      </w:r>
-      <w:r>
-        <w:rPr>
-          <w:rFonts w:ascii="Consolas" w:hAnsi="Consolas" w:eastAsia="Consolas"/>
-          <w:color w:val="CE9178"/>
-          <w:sz w:val="16"/>
-        </w:rPr>
-        <w:t>'id'</w:t>
-      </w:r>
-      <w:r>
-        <w:rPr>
-          <w:rFonts w:ascii="Consolas" w:hAnsi="Consolas" w:eastAsia="Consolas"/>
-          <w:color w:val="D4D4D4"/>
-          <w:sz w:val="16"/>
-        </w:rPr>
-        <w:t>)</w:t>
-      </w:r>
-      <w:r>
-        <w:rPr>
-          <w:rFonts w:ascii="Consolas" w:hAnsi="Consolas" w:eastAsia="Consolas"/>
-          <w:color w:val="D4D4D4"/>
-          <w:sz w:val="16"/>
-        </w:rPr>
-        <w:t>;</w:t>
-      </w:r>
-      <w:r>
-        <w:rPr>
-          <w:rFonts w:ascii="Consolas" w:hAnsi="Consolas" w:eastAsia="Consolas"/>
-          <w:color w:val="D4D4D4"/>
-          <w:sz w:val="16"/>
-        </w:rPr>
-        <w:br/>
-        <w:br/>
-        <w:t xml:space="preserve">    </w:t>
-      </w:r>
-      <w:r>
-        <w:rPr>
-          <w:rFonts w:ascii="Consolas" w:hAnsi="Consolas" w:eastAsia="Consolas"/>
-          <w:color w:val="6A9955"/>
-          <w:sz w:val="16"/>
-        </w:rPr>
-        <w:t>// Validasi ulang, simpan snapshot, lalu kurangi stok.</w:t>
-      </w:r>
-      <w:r>
-        <w:rPr>
-          <w:rFonts w:ascii="Consolas" w:hAnsi="Consolas" w:eastAsia="Consolas"/>
-          <w:color w:val="D4D4D4"/>
-          <w:sz w:val="16"/>
-        </w:rPr>
-        <w:br/>
-        <w:t xml:space="preserve">    </w:t>
-      </w:r>
-      <w:r>
-        <w:rPr>
-          <w:rFonts w:ascii="Consolas" w:hAnsi="Consolas" w:eastAsia="Consolas"/>
-          <w:color w:val="569CD6"/>
-          <w:sz w:val="16"/>
-        </w:rPr>
-        <w:t>return</w:t>
-      </w:r>
-      <w:r>
-        <w:rPr>
-          <w:rFonts w:ascii="Consolas" w:hAnsi="Consolas" w:eastAsia="Consolas"/>
-          <w:color w:val="D4D4D4"/>
-          <w:sz w:val="16"/>
-        </w:rPr>
-        <w:t xml:space="preserve"> </w:t>
-      </w:r>
-      <w:r>
-        <w:rPr>
-          <w:rFonts w:ascii="Consolas" w:hAnsi="Consolas" w:eastAsia="Consolas"/>
-          <w:color w:val="9CDCFE"/>
-          <w:sz w:val="16"/>
-        </w:rPr>
-        <w:t>$this</w:t>
-      </w:r>
-      <w:r>
-        <w:rPr>
-          <w:rFonts w:ascii="Consolas" w:hAnsi="Consolas" w:eastAsia="Consolas"/>
-          <w:color w:val="D4D4D4"/>
-          <w:sz w:val="16"/>
-        </w:rPr>
-        <w:t>-</w:t>
-      </w:r>
-      <w:r>
-        <w:rPr>
-          <w:rFonts w:ascii="Consolas" w:hAnsi="Consolas" w:eastAsia="Consolas"/>
-          <w:color w:val="D4D4D4"/>
-          <w:sz w:val="16"/>
-        </w:rPr>
-        <w:t>&gt;</w:t>
-      </w:r>
-      <w:r>
-        <w:rPr>
-          <w:rFonts w:ascii="Consolas" w:hAnsi="Consolas" w:eastAsia="Consolas"/>
-          <w:color w:val="DCDCAA"/>
-          <w:sz w:val="16"/>
-        </w:rPr>
-        <w:t>createOrderAggregate</w:t>
-      </w:r>
-      <w:r>
-        <w:rPr>
-          <w:rFonts w:ascii="Consolas" w:hAnsi="Consolas" w:eastAsia="Consolas"/>
-          <w:color w:val="D4D4D4"/>
-          <w:sz w:val="16"/>
-        </w:rPr>
-        <w:t>(</w:t>
-      </w:r>
-      <w:r>
-        <w:rPr>
-          <w:rFonts w:ascii="Consolas" w:hAnsi="Consolas" w:eastAsia="Consolas"/>
-          <w:color w:val="9CDCFE"/>
-          <w:sz w:val="16"/>
-        </w:rPr>
-        <w:t>$cart</w:t>
-      </w:r>
-      <w:r>
-        <w:rPr>
-          <w:rFonts w:ascii="Consolas" w:hAnsi="Consolas" w:eastAsia="Consolas"/>
-          <w:color w:val="D4D4D4"/>
-          <w:sz w:val="16"/>
-        </w:rPr>
-        <w:t>,</w:t>
-      </w:r>
-      <w:r>
-        <w:rPr>
-          <w:rFonts w:ascii="Consolas" w:hAnsi="Consolas" w:eastAsia="Consolas"/>
-          <w:color w:val="D4D4D4"/>
-          <w:sz w:val="16"/>
-        </w:rPr>
-        <w:t xml:space="preserve"> </w:t>
-      </w:r>
-      <w:r>
-        <w:rPr>
-          <w:rFonts w:ascii="Consolas" w:hAnsi="Consolas" w:eastAsia="Consolas"/>
-          <w:color w:val="9CDCFE"/>
-          <w:sz w:val="16"/>
-        </w:rPr>
-        <w:t>$menus</w:t>
-      </w:r>
-      <w:r>
-        <w:rPr>
-          <w:rFonts w:ascii="Consolas" w:hAnsi="Consolas" w:eastAsia="Consolas"/>
-          <w:color w:val="D4D4D4"/>
-          <w:sz w:val="16"/>
-        </w:rPr>
-        <w:t>,</w:t>
-      </w:r>
-      <w:r>
-        <w:rPr>
-          <w:rFonts w:ascii="Consolas" w:hAnsi="Consolas" w:eastAsia="Consolas"/>
-          <w:color w:val="D4D4D4"/>
-          <w:sz w:val="16"/>
-        </w:rPr>
-        <w:t xml:space="preserve"> </w:t>
-      </w:r>
-      <w:r>
-        <w:rPr>
-          <w:rFonts w:ascii="Consolas" w:hAnsi="Consolas" w:eastAsia="Consolas"/>
-          <w:color w:val="9CDCFE"/>
-          <w:sz w:val="16"/>
-        </w:rPr>
-        <w:t>$key</w:t>
-      </w:r>
-      <w:r>
-        <w:rPr>
-          <w:rFonts w:ascii="Consolas" w:hAnsi="Consolas" w:eastAsia="Consolas"/>
-          <w:color w:val="D4D4D4"/>
-          <w:sz w:val="16"/>
-        </w:rPr>
-        <w:t>)</w:t>
-      </w:r>
-      <w:r>
-        <w:rPr>
-          <w:rFonts w:ascii="Consolas" w:hAnsi="Consolas" w:eastAsia="Consolas"/>
-          <w:color w:val="D4D4D4"/>
-          <w:sz w:val="16"/>
-        </w:rPr>
-        <w:t>;</w:t>
-      </w:r>
-      <w:r>
-        <w:rPr>
-          <w:rFonts w:ascii="Consolas" w:hAnsi="Consolas" w:eastAsia="Consolas"/>
-          <w:color w:val="D4D4D4"/>
-          <w:sz w:val="16"/>
-        </w:rPr>
-        <w:br/>
-      </w:r>
-      <w:r>
-        <w:rPr>
-          <w:rFonts w:ascii="Consolas" w:hAnsi="Consolas" w:eastAsia="Consolas"/>
-          <w:color w:val="D4D4D4"/>
-          <w:sz w:val="16"/>
-        </w:rPr>
-        <w:t>}</w:t>
-      </w:r>
-      <w:r>
-        <w:rPr>
-          <w:rFonts w:ascii="Consolas" w:hAnsi="Consolas" w:eastAsia="Consolas"/>
-          <w:color w:val="D4D4D4"/>
-          <w:sz w:val="16"/>
-        </w:rPr>
-        <w:t>,</w:t>
-      </w:r>
-      <w:r>
-        <w:rPr>
-          <w:rFonts w:ascii="Consolas" w:hAnsi="Consolas" w:eastAsia="Consolas"/>
-          <w:color w:val="D4D4D4"/>
-          <w:sz w:val="16"/>
-        </w:rPr>
-        <w:t xml:space="preserve"> </w:t>
-      </w:r>
-      <w:r>
-        <w:rPr>
-          <w:rFonts w:ascii="Consolas" w:hAnsi="Consolas" w:eastAsia="Consolas"/>
-          <w:color w:val="D4D4D4"/>
-          <w:sz w:val="16"/>
-        </w:rPr>
-        <w:t>attempts</w:t>
-      </w:r>
-      <w:r>
-        <w:rPr>
-          <w:rFonts w:ascii="Consolas" w:hAnsi="Consolas" w:eastAsia="Consolas"/>
-          <w:color w:val="D4D4D4"/>
-          <w:sz w:val="16"/>
-        </w:rPr>
-        <w:t>:</w:t>
-      </w:r>
-      <w:r>
-        <w:rPr>
-          <w:rFonts w:ascii="Consolas" w:hAnsi="Consolas" w:eastAsia="Consolas"/>
-          <w:color w:val="D4D4D4"/>
-          <w:sz w:val="16"/>
-        </w:rPr>
-        <w:t xml:space="preserve"> </w:t>
-      </w:r>
-      <w:r>
-        <w:rPr>
-          <w:rFonts w:ascii="Consolas" w:hAnsi="Consolas" w:eastAsia="Consolas"/>
-          <w:color w:val="D4D4D4"/>
-          <w:sz w:val="16"/>
-        </w:rPr>
-        <w:t>5</w:t>
-      </w:r>
-      <w:r>
-        <w:rPr>
-          <w:rFonts w:ascii="Consolas" w:hAnsi="Consolas" w:eastAsia="Consolas"/>
-          <w:color w:val="D4D4D4"/>
-          <w:sz w:val="16"/>
-        </w:rPr>
-        <w:t>)</w:t>
-      </w:r>
-      <w:r>
-        <w:rPr>
-          <w:rFonts w:ascii="Consolas" w:hAnsi="Consolas" w:eastAsia="Consolas"/>
-          <w:color w:val="D4D4D4"/>
-          <w:sz w:val="16"/>
-        </w:rPr>
-        <w:t>;</w:t>
+        <w:t xml:space="preserve">);</w:t>
       </w:r>
     </w:p>
     <w:p>
@@ -2577,7 +2168,7 @@
           <w:rFonts w:ascii="Aptos Display" w:hAnsi="Aptos Display"/>
           <w:color w:val="1F2937"/>
         </w:rPr>
-        <w:t>Rencana Waktu 6 Jam</w:t>
+        <w:t>Rencana Waktu — 3 Jam 30 Menit Efektif di Kelas</w:t>
       </w:r>
     </w:p>
     <w:tbl>
@@ -2880,7 +2471,7 @@
                 <w:color w:val="1F2937"/>
                 <w:sz w:val="16"/>
               </w:rPr>
-              <w:t>45</w:t>
+              <w:t>30</w:t>
             </w:r>
           </w:p>
         </w:tc>
@@ -2990,7 +2581,7 @@
                 <w:color w:val="1F2937"/>
                 <w:sz w:val="16"/>
               </w:rPr>
-              <w:t>60</w:t>
+              <w:t>30</w:t>
             </w:r>
           </w:p>
         </w:tc>
@@ -3100,7 +2691,7 @@
                 <w:color w:val="1F2937"/>
                 <w:sz w:val="16"/>
               </w:rPr>
-              <w:t>75</w:t>
+              <w:t>30</w:t>
             </w:r>
           </w:p>
         </w:tc>
@@ -3210,7 +2801,7 @@
                 <w:color w:val="1F2937"/>
                 <w:sz w:val="16"/>
               </w:rPr>
-              <w:t>60</w:t>
+              <w:t>30</w:t>
             </w:r>
           </w:p>
         </w:tc>
@@ -3320,7 +2911,7 @@
                 <w:color w:val="1F2937"/>
                 <w:sz w:val="16"/>
               </w:rPr>
-              <w:t>45</w:t>
+              <w:t>30</w:t>
             </w:r>
           </w:p>
         </w:tc>
@@ -3430,7 +3021,7 @@
                 <w:color w:val="1F2937"/>
                 <w:sz w:val="16"/>
               </w:rPr>
-              <w:t>45</w:t>
+              <w:t>30</w:t>
             </w:r>
           </w:p>
         </w:tc>
@@ -3498,7 +3089,7 @@
         <w:rPr>
           <w:rFonts w:ascii="Aptos" w:hAnsi="Aptos"/>
         </w:rPr>
-        <w:t>Total alokasi: 360 menit.</w:t>
+        <w:t>Total efektif di kelas: 210 menit (7 tahap × 30 menit). Tugas mandiri di luar kelas: hingga 120 menit (2 jam) untuk pekerjaan sejenis yang bersifat mengulang — misalnya bila di kelas membuat CRUD untuk 2 tabel, di luar kelas kerjakan CRUD untuk 3 tabel lainnya.</w:t>
       </w:r>
     </w:p>
     <w:p>
@@ -3711,7 +3302,7 @@
           <w:rFonts w:ascii="Aptos Display" w:hAnsi="Aptos Display"/>
           <w:color w:val="FF2D20"/>
         </w:rPr>
-        <w:t>Tahap 2 — Buat idempotent transaction boundary (45 menit)</w:t>
+        <w:t>Tahap 2 — Buat idempotent transaction boundary (30 menit)</w:t>
       </w:r>
     </w:p>
     <w:p>
@@ -3944,7 +3535,7 @@
           <w:rFonts w:ascii="Aptos Display" w:hAnsi="Aptos Display"/>
           <w:color w:val="FF2D20"/>
         </w:rPr>
-        <w:t>Tahap 3 — Lock dan revalidasi inventory (60 menit)</w:t>
+        <w:t>Tahap 3 — Lock dan revalidasi inventory (30 menit)</w:t>
       </w:r>
     </w:p>
     <w:p>
@@ -4133,7 +3724,7 @@
           <w:rFonts w:ascii="Aptos Display" w:hAnsi="Aptos Display"/>
           <w:color w:val="FF2D20"/>
         </w:rPr>
-        <w:t>Tahap 4 — Buat order dan tenant_orders (75 menit)</w:t>
+        <w:t>Tahap 4 — Buat order dan tenant_orders (30 menit)</w:t>
       </w:r>
     </w:p>
     <w:p>
@@ -4322,7 +3913,7 @@
           <w:rFonts w:ascii="Aptos Display" w:hAnsi="Aptos Display"/>
           <w:color w:val="FF2D20"/>
         </w:rPr>
-        <w:t>Tahap 5 — Simpan item/modifier snapshots (60 menit)</w:t>
+        <w:t>Tahap 5 — Simpan item/modifier snapshots (30 menit)</w:t>
       </w:r>
     </w:p>
     <w:p>
@@ -4511,7 +4102,7 @@
           <w:rFonts w:ascii="Aptos Display" w:hAnsi="Aptos Display"/>
           <w:color w:val="FF2D20"/>
         </w:rPr>
-        <w:t>Tahap 6 — Pre-order dan tracking handoff (45 menit)</w:t>
+        <w:t>Tahap 6 — Pre-order dan tracking handoff (30 menit)</w:t>
       </w:r>
     </w:p>
     <w:p>
@@ -4700,7 +4291,7 @@
           <w:rFonts w:ascii="Aptos Display" w:hAnsi="Aptos Display"/>
           <w:color w:val="FF2D20"/>
         </w:rPr>
-        <w:t>Tahap 7 — Concurrency tests dan commit (45 menit)</w:t>
+        <w:t>Tahap 7 — Concurrency tests dan commit (30 menit)</w:t>
       </w:r>
     </w:p>
     <w:p>
@@ -4927,60 +4518,82 @@
     <w:p>
       <w:pPr>
         <w:pStyle w:val="CodeHeader"/>
-        <w:shd w:fill="2D2D30"/>
+        <w:keepNext/>
         <w:pBdr>
-          <w:left w:val="single" w:sz="4" w:space="8" w:color="2D2D30"/>
+          <w:left w:val="single" w:sz="12" w:space="8" w:color="B8DDE0"/>
         </w:pBdr>
+        <w:shd w:val="clear" w:color="auto" w:fill="E4EAED"/>
       </w:pPr>
       <w:r>
         <w:rPr>
           <w:rFonts w:ascii="Consolas" w:hAnsi="Consolas"/>
           <w:b/>
-          <w:color w:val="FFFFFF"/>
+          <w:color w:val="262626"/>
           <w:sz w:val="16"/>
         </w:rPr>
-        <w:t>Lokasi: terminal pada root repository kantin-multi-tenant   •   MODUL 9 — TERMINAL   •   BASH</w:t>
+        <w:t xml:space="preserve">Lokasi: terminal pada root repository kantin-multi-tenant   •   MODUL 9 — TERMINAL   •   BASH</w:t>
       </w:r>
     </w:p>
     <w:p>
       <w:pPr>
         <w:pStyle w:val="CodeBlock"/>
-        <w:shd w:fill="1E1E1E"/>
         <w:pBdr>
-          <w:left w:val="single" w:sz="4" w:space="8" w:color="1E1E1E"/>
+          <w:left w:val="single" w:sz="12" w:space="8" w:color="B8DDE0"/>
         </w:pBdr>
+        <w:shd w:val="clear" w:color="auto" w:fill="F2F3F7"/>
       </w:pPr>
       <w:r>
         <w:rPr>
           <w:rFonts w:ascii="Consolas" w:hAnsi="Consolas"/>
-          <w:color w:val="4EC9B0"/>
+          <w:b/>
+          <w:color w:val="000080"/>
           <w:sz w:val="16"/>
         </w:rPr>
-        <w:t>php</w:t>
+        <w:t xml:space="preserve">php</w:t>
       </w:r>
       <w:r>
         <w:rPr>
           <w:rFonts w:ascii="Consolas" w:hAnsi="Consolas"/>
-          <w:color w:val="D4D4D4"/>
+          <w:color w:val="262626"/>
           <w:sz w:val="16"/>
         </w:rPr>
         <w:t xml:space="preserve"> artisan test</w:t>
+      </w:r>
+      <w:r>
         <w:br/>
-        <w:t xml:space="preserve">./vendor/bin/pint --test</w:t>
+      </w:r>
+      <w:r>
+        <w:rPr>
+          <w:rFonts w:ascii="Consolas" w:hAnsi="Consolas"/>
+          <w:color w:val="262626"/>
+          <w:sz w:val="16"/>
+        </w:rPr>
+        <w:t xml:space="preserve">./vendor/bin/pint </w:t>
+      </w:r>
+      <w:r>
+        <w:rPr>
+          <w:rFonts w:ascii="Consolas" w:hAnsi="Consolas"/>
+          <w:color w:val="0073E6"/>
+          <w:sz w:val="16"/>
+        </w:rPr>
+        <w:t xml:space="preserve">--test</w:t>
+      </w:r>
+      <w:r>
         <w:br/>
       </w:r>
       <w:r>
         <w:rPr>
           <w:rFonts w:ascii="Consolas" w:hAnsi="Consolas"/>
-          <w:color w:val="4EC9B0"/>
+          <w:b/>
+          <w:color w:val="000080"/>
           <w:sz w:val="16"/>
         </w:rPr>
-        <w:t>npm</w:t>
+        <w:t xml:space="preserve">npm</w:t>
       </w:r>
       <w:r>
         <w:rPr>
           <w:rFonts w:ascii="Consolas" w:hAnsi="Consolas"/>
-          <w:color w:val="D4D4D4"/>
+          <w:color w:val="262626"/>
           <w:sz w:val="16"/>
         </w:rPr>
         <w:t xml:space="preserve"> run build</w:t>
@@ -5206,23 +4819,24 @@
     <w:p>
       <w:pPr>
         <w:pStyle w:val="CodeBlock"/>
-        <w:shd w:fill="1E1E1E" w:val="clear"/>
         <w:pBdr>
-          <w:left w:val="single" w:sz="4" w:space="8" w:color="1E1E1E"/>
+          <w:left w:val="single" w:sz="12" w:space="8" w:color="B8DDE0"/>
         </w:pBdr>
+        <w:shd w:val="clear" w:color="auto" w:fill="F2F3F7"/>
       </w:pPr>
       <w:r>
         <w:rPr>
           <w:rFonts w:ascii="Consolas" w:hAnsi="Consolas"/>
-          <w:color w:val="569CD6"/>
+          <w:b/>
+          <w:color w:val="000080"/>
           <w:sz w:val="16"/>
         </w:rPr>
-        <w:t>return</w:t>
+        <w:t xml:space="preserve">return</w:t>
       </w:r>
       <w:r>
         <w:rPr>
           <w:rFonts w:ascii="Consolas" w:hAnsi="Consolas"/>
-          <w:color w:val="D4D4D4"/>
+          <w:color w:val="262626"/>
           <w:sz w:val="16"/>
         </w:rPr>
         <w:t xml:space="preserve"> </w:t>
@@ -5230,47 +4844,48 @@
       <w:r>
         <w:rPr>
           <w:rFonts w:ascii="Consolas" w:hAnsi="Consolas"/>
-          <w:color w:val="4EC9B0"/>
+          <w:color w:val="267F99"/>
           <w:sz w:val="16"/>
         </w:rPr>
-        <w:t>DB</w:t>
+        <w:t xml:space="preserve">DB</w:t>
       </w:r>
       <w:r>
         <w:rPr>
           <w:rFonts w:ascii="Consolas" w:hAnsi="Consolas"/>
-          <w:color w:val="D4D4D4"/>
+          <w:color w:val="262626"/>
           <w:sz w:val="16"/>
         </w:rPr>
-        <w:t>::</w:t>
+        <w:t xml:space="preserve">::</w:t>
       </w:r>
       <w:r>
         <w:rPr>
           <w:rFonts w:ascii="Consolas" w:hAnsi="Consolas"/>
-          <w:color w:val="DCDCAA"/>
+          <w:color w:val="795E26"/>
           <w:sz w:val="16"/>
         </w:rPr>
-        <w:t>transaction</w:t>
+        <w:t xml:space="preserve">transaction</w:t>
       </w:r>
       <w:r>
         <w:rPr>
           <w:rFonts w:ascii="Consolas" w:hAnsi="Consolas"/>
-          <w:color w:val="D4D4D4"/>
+          <w:color w:val="262626"/>
           <w:sz w:val="16"/>
         </w:rPr>
-        <w:t>(</w:t>
+        <w:t xml:space="preserve">(</w:t>
       </w:r>
       <w:r>
         <w:rPr>
           <w:rFonts w:ascii="Consolas" w:hAnsi="Consolas"/>
-          <w:color w:val="569CD6"/>
+          <w:b/>
+          <w:color w:val="000080"/>
           <w:sz w:val="16"/>
         </w:rPr>
-        <w:t>function</w:t>
+        <w:t xml:space="preserve">function</w:t>
       </w:r>
       <w:r>
         <w:rPr>
           <w:rFonts w:ascii="Consolas" w:hAnsi="Consolas"/>
-          <w:color w:val="D4D4D4"/>
+          <w:color w:val="262626"/>
           <w:sz w:val="16"/>
         </w:rPr>
         <w:t xml:space="preserve"> () </w:t>
@@ -5278,15 +4893,16 @@
       <w:r>
         <w:rPr>
           <w:rFonts w:ascii="Consolas" w:hAnsi="Consolas"/>
-          <w:color w:val="569CD6"/>
+          <w:b/>
+          <w:color w:val="000080"/>
           <w:sz w:val="16"/>
         </w:rPr>
-        <w:t>use</w:t>
+        <w:t xml:space="preserve">use</w:t>
       </w:r>
       <w:r>
         <w:rPr>
           <w:rFonts w:ascii="Consolas" w:hAnsi="Consolas"/>
-          <w:color w:val="D4D4D4"/>
+          <w:color w:val="262626"/>
           <w:sz w:val="16"/>
         </w:rPr>
         <w:t xml:space="preserve"> (</w:t>
@@ -5294,15 +4910,15 @@
       <w:r>
         <w:rPr>
           <w:rFonts w:ascii="Consolas" w:hAnsi="Consolas"/>
-          <w:color w:val="9CDCFE"/>
+          <w:color w:val="660E7A"/>
           <w:sz w:val="16"/>
         </w:rPr>
-        <w:t>$session</w:t>
+        <w:t xml:space="preserve">$session</w:t>
       </w:r>
       <w:r>
         <w:rPr>
           <w:rFonts w:ascii="Consolas" w:hAnsi="Consolas"/>
-          <w:color w:val="D4D4D4"/>
+          <w:color w:val="262626"/>
           <w:sz w:val="16"/>
         </w:rPr>
         <w:t xml:space="preserve">, </w:t>
@@ -5310,15 +4926,15 @@
       <w:r>
         <w:rPr>
           <w:rFonts w:ascii="Consolas" w:hAnsi="Consolas"/>
-          <w:color w:val="9CDCFE"/>
+          <w:color w:val="660E7A"/>
           <w:sz w:val="16"/>
         </w:rPr>
-        <w:t>$cart</w:t>
+        <w:t xml:space="preserve">$cart</w:t>
       </w:r>
       <w:r>
         <w:rPr>
           <w:rFonts w:ascii="Consolas" w:hAnsi="Consolas"/>
-          <w:color w:val="D4D4D4"/>
+          <w:color w:val="262626"/>
           <w:sz w:val="16"/>
         </w:rPr>
         <w:t xml:space="preserve">, </w:t>
@@ -5326,33 +4942,42 @@
       <w:r>
         <w:rPr>
           <w:rFonts w:ascii="Consolas" w:hAnsi="Consolas"/>
-          <w:color w:val="9CDCFE"/>
+          <w:color w:val="660E7A"/>
           <w:sz w:val="16"/>
         </w:rPr>
-        <w:t>$key</w:t>
+        <w:t xml:space="preserve">$key</w:t>
       </w:r>
       <w:r>
         <w:rPr>
           <w:rFonts w:ascii="Consolas" w:hAnsi="Consolas"/>
-          <w:color w:val="D4D4D4"/>
+          <w:color w:val="262626"/>
           <w:sz w:val="16"/>
         </w:rPr>
         <w:t xml:space="preserve">) {</w:t>
+      </w:r>
+      <w:r>
         <w:br/>
+      </w:r>
+      <w:r>
+        <w:rPr>
+          <w:rFonts w:ascii="Consolas" w:hAnsi="Consolas"/>
+          <w:color w:val="262626"/>
+          <w:sz w:val="16"/>
+        </w:rPr>
         <w:t xml:space="preserve">    </w:t>
       </w:r>
       <w:r>
         <w:rPr>
           <w:rFonts w:ascii="Consolas" w:hAnsi="Consolas"/>
-          <w:color w:val="9CDCFE"/>
+          <w:color w:val="660E7A"/>
           <w:sz w:val="16"/>
         </w:rPr>
-        <w:t>$existing</w:t>
+        <w:t xml:space="preserve">$existing</w:t>
       </w:r>
       <w:r>
         <w:rPr>
           <w:rFonts w:ascii="Consolas" w:hAnsi="Consolas"/>
-          <w:color w:val="D4D4D4"/>
+          <w:color w:val="262626"/>
           <w:sz w:val="16"/>
         </w:rPr>
         <w:t xml:space="preserve"> = </w:t>
@@ -5360,65 +4985,74 @@
       <w:r>
         <w:rPr>
           <w:rFonts w:ascii="Consolas" w:hAnsi="Consolas"/>
-          <w:color w:val="4EC9B0"/>
+          <w:color w:val="267F99"/>
           <w:sz w:val="16"/>
         </w:rPr>
-        <w:t>Order</w:t>
+        <w:t xml:space="preserve">Order</w:t>
       </w:r>
       <w:r>
         <w:rPr>
           <w:rFonts w:ascii="Consolas" w:hAnsi="Consolas"/>
-          <w:color w:val="D4D4D4"/>
+          <w:color w:val="262626"/>
           <w:sz w:val="16"/>
         </w:rPr>
-        <w:t>::</w:t>
+        <w:t xml:space="preserve">::</w:t>
       </w:r>
       <w:r>
         <w:rPr>
           <w:rFonts w:ascii="Consolas" w:hAnsi="Consolas"/>
-          <w:color w:val="DCDCAA"/>
+          <w:color w:val="795E26"/>
           <w:sz w:val="16"/>
         </w:rPr>
-        <w:t>query</w:t>
+        <w:t xml:space="preserve">query</w:t>
       </w:r>
       <w:r>
         <w:rPr>
           <w:rFonts w:ascii="Consolas" w:hAnsi="Consolas"/>
-          <w:color w:val="D4D4D4"/>
+          <w:color w:val="262626"/>
           <w:sz w:val="16"/>
         </w:rPr>
-        <w:t>()</w:t>
+        <w:t xml:space="preserve">()</w:t>
+      </w:r>
+      <w:r>
         <w:br/>
+      </w:r>
+      <w:r>
+        <w:rPr>
+          <w:rFonts w:ascii="Consolas" w:hAnsi="Consolas"/>
+          <w:color w:val="262626"/>
+          <w:sz w:val="16"/>
+        </w:rPr>
         <w:t xml:space="preserve">        -&gt;</w:t>
       </w:r>
       <w:r>
         <w:rPr>
           <w:rFonts w:ascii="Consolas" w:hAnsi="Consolas"/>
-          <w:color w:val="DCDCAA"/>
+          <w:color w:val="795E26"/>
           <w:sz w:val="16"/>
         </w:rPr>
-        <w:t>where</w:t>
+        <w:t xml:space="preserve">where</w:t>
       </w:r>
       <w:r>
         <w:rPr>
           <w:rFonts w:ascii="Consolas" w:hAnsi="Consolas"/>
-          <w:color w:val="D4D4D4"/>
+          <w:color w:val="262626"/>
           <w:sz w:val="16"/>
         </w:rPr>
-        <w:t>(</w:t>
+        <w:t xml:space="preserve">(</w:t>
       </w:r>
       <w:r>
         <w:rPr>
           <w:rFonts w:ascii="Consolas" w:hAnsi="Consolas"/>
-          <w:color w:val="CE9178"/>
+          <w:color w:val="00733B"/>
           <w:sz w:val="16"/>
         </w:rPr>
-        <w:t>'checkout_idempotency_key'</w:t>
+        <w:t xml:space="preserve">'checkout_idempotency_key'</w:t>
       </w:r>
       <w:r>
         <w:rPr>
           <w:rFonts w:ascii="Consolas" w:hAnsi="Consolas"/>
-          <w:color w:val="D4D4D4"/>
+          <w:color w:val="262626"/>
           <w:sz w:val="16"/>
         </w:rPr>
         <w:t xml:space="preserve">, </w:t>
@@ -5426,52 +5060,73 @@
       <w:r>
         <w:rPr>
           <w:rFonts w:ascii="Consolas" w:hAnsi="Consolas"/>
-          <w:color w:val="9CDCFE"/>
+          <w:color w:val="660E7A"/>
           <w:sz w:val="16"/>
         </w:rPr>
-        <w:t>$key</w:t>
+        <w:t xml:space="preserve">$key</w:t>
       </w:r>
       <w:r>
         <w:rPr>
           <w:rFonts w:ascii="Consolas" w:hAnsi="Consolas"/>
-          <w:color w:val="D4D4D4"/>
+          <w:color w:val="262626"/>
           <w:sz w:val="16"/>
         </w:rPr>
-        <w:t>)</w:t>
+        <w:t xml:space="preserve">)</w:t>
+      </w:r>
+      <w:r>
         <w:br/>
+      </w:r>
+      <w:r>
+        <w:rPr>
+          <w:rFonts w:ascii="Consolas" w:hAnsi="Consolas"/>
+          <w:color w:val="262626"/>
+          <w:sz w:val="16"/>
+        </w:rPr>
         <w:t xml:space="preserve">        -&gt;</w:t>
       </w:r>
       <w:r>
         <w:rPr>
           <w:rFonts w:ascii="Consolas" w:hAnsi="Consolas"/>
-          <w:color w:val="DCDCAA"/>
+          <w:color w:val="795E26"/>
           <w:sz w:val="16"/>
         </w:rPr>
-        <w:t>first</w:t>
+        <w:t xml:space="preserve">first</w:t>
       </w:r>
       <w:r>
         <w:rPr>
           <w:rFonts w:ascii="Consolas" w:hAnsi="Consolas"/>
-          <w:color w:val="D4D4D4"/>
+          <w:color w:val="262626"/>
           <w:sz w:val="16"/>
         </w:rPr>
-        <w:t>();</w:t>
+        <w:t xml:space="preserve">();</w:t>
+      </w:r>
+      <w:r>
         <w:br/>
+      </w:r>
+      <w:r>
         <w:br/>
+      </w:r>
+      <w:r>
+        <w:rPr>
+          <w:rFonts w:ascii="Consolas" w:hAnsi="Consolas"/>
+          <w:color w:val="262626"/>
+          <w:sz w:val="16"/>
+        </w:rPr>
         <w:t xml:space="preserve">    </w:t>
       </w:r>
       <w:r>
         <w:rPr>
           <w:rFonts w:ascii="Consolas" w:hAnsi="Consolas"/>
-          <w:color w:val="569CD6"/>
+          <w:b/>
+          <w:color w:val="000080"/>
           <w:sz w:val="16"/>
         </w:rPr>
-        <w:t>if</w:t>
+        <w:t xml:space="preserve">if</w:t>
       </w:r>
       <w:r>
         <w:rPr>
           <w:rFonts w:ascii="Consolas" w:hAnsi="Consolas"/>
-          <w:color w:val="D4D4D4"/>
+          <w:color w:val="262626"/>
           <w:sz w:val="16"/>
         </w:rPr>
         <w:t xml:space="preserve"> (</w:t>
@@ -5479,33 +5134,43 @@
       <w:r>
         <w:rPr>
           <w:rFonts w:ascii="Consolas" w:hAnsi="Consolas"/>
-          <w:color w:val="9CDCFE"/>
+          <w:color w:val="660E7A"/>
           <w:sz w:val="16"/>
         </w:rPr>
-        <w:t>$existing</w:t>
+        <w:t xml:space="preserve">$existing</w:t>
       </w:r>
       <w:r>
         <w:rPr>
           <w:rFonts w:ascii="Consolas" w:hAnsi="Consolas"/>
-          <w:color w:val="D4D4D4"/>
+          <w:color w:val="262626"/>
           <w:sz w:val="16"/>
         </w:rPr>
         <w:t xml:space="preserve">) {</w:t>
+      </w:r>
+      <w:r>
         <w:br/>
+      </w:r>
+      <w:r>
+        <w:rPr>
+          <w:rFonts w:ascii="Consolas" w:hAnsi="Consolas"/>
+          <w:color w:val="262626"/>
+          <w:sz w:val="16"/>
+        </w:rPr>
         <w:t xml:space="preserve">        </w:t>
       </w:r>
       <w:r>
         <w:rPr>
           <w:rFonts w:ascii="Consolas" w:hAnsi="Consolas"/>
-          <w:color w:val="569CD6"/>
+          <w:b/>
+          <w:color w:val="000080"/>
           <w:sz w:val="16"/>
         </w:rPr>
-        <w:t>return</w:t>
+        <w:t xml:space="preserve">return</w:t>
       </w:r>
       <w:r>
         <w:rPr>
           <w:rFonts w:ascii="Consolas" w:hAnsi="Consolas"/>
-          <w:color w:val="D4D4D4"/>
+          <w:color w:val="262626"/>
           <w:sz w:val="16"/>
         </w:rPr>
         <w:t xml:space="preserve"> </w:t>
@@ -5513,36 +5178,56 @@
       <w:r>
         <w:rPr>
           <w:rFonts w:ascii="Consolas" w:hAnsi="Consolas"/>
-          <w:color w:val="9CDCFE"/>
+          <w:color w:val="660E7A"/>
           <w:sz w:val="16"/>
         </w:rPr>
-        <w:t>$existing</w:t>
+        <w:t xml:space="preserve">$existing</w:t>
       </w:r>
       <w:r>
         <w:rPr>
           <w:rFonts w:ascii="Consolas" w:hAnsi="Consolas"/>
-          <w:color w:val="D4D4D4"/>
+          <w:color w:val="262626"/>
           <w:sz w:val="16"/>
         </w:rPr>
-        <w:t>;</w:t>
+        <w:t xml:space="preserve">;</w:t>
+      </w:r>
+      <w:r>
         <w:br/>
+      </w:r>
+      <w:r>
+        <w:rPr>
+          <w:rFonts w:ascii="Consolas" w:hAnsi="Consolas"/>
+          <w:color w:val="262626"/>
+          <w:sz w:val="16"/>
+        </w:rPr>
         <w:t xml:space="preserve">    }</w:t>
+      </w:r>
+      <w:r>
         <w:br/>
+      </w:r>
+      <w:r>
         <w:br/>
+      </w:r>
+      <w:r>
+        <w:rPr>
+          <w:rFonts w:ascii="Consolas" w:hAnsi="Consolas"/>
+          <w:color w:val="262626"/>
+          <w:sz w:val="16"/>
+        </w:rPr>
         <w:t xml:space="preserve">    </w:t>
       </w:r>
       <w:r>
         <w:rPr>
           <w:rFonts w:ascii="Consolas" w:hAnsi="Consolas"/>
-          <w:color w:val="9CDCFE"/>
+          <w:color w:val="660E7A"/>
           <w:sz w:val="16"/>
         </w:rPr>
-        <w:t>$menus</w:t>
+        <w:t xml:space="preserve">$menus</w:t>
       </w:r>
       <w:r>
         <w:rPr>
           <w:rFonts w:ascii="Consolas" w:hAnsi="Consolas"/>
-          <w:color w:val="D4D4D4"/>
+          <w:color w:val="262626"/>
           <w:sz w:val="16"/>
         </w:rPr>
         <w:t xml:space="preserve"> = </w:t>
@@ -5550,97 +5235,106 @@
       <w:r>
         <w:rPr>
           <w:rFonts w:ascii="Consolas" w:hAnsi="Consolas"/>
-          <w:color w:val="4EC9B0"/>
+          <w:color w:val="267F99"/>
           <w:sz w:val="16"/>
         </w:rPr>
-        <w:t>Menu</w:t>
+        <w:t xml:space="preserve">Menu</w:t>
       </w:r>
       <w:r>
         <w:rPr>
           <w:rFonts w:ascii="Consolas" w:hAnsi="Consolas"/>
-          <w:color w:val="D4D4D4"/>
+          <w:color w:val="262626"/>
           <w:sz w:val="16"/>
         </w:rPr>
-        <w:t>::</w:t>
+        <w:t xml:space="preserve">::</w:t>
       </w:r>
       <w:r>
         <w:rPr>
           <w:rFonts w:ascii="Consolas" w:hAnsi="Consolas"/>
-          <w:color w:val="DCDCAA"/>
+          <w:color w:val="795E26"/>
           <w:sz w:val="16"/>
         </w:rPr>
-        <w:t>withoutGlobalScopes</w:t>
+        <w:t xml:space="preserve">withoutGlobalScopes</w:t>
       </w:r>
       <w:r>
         <w:rPr>
           <w:rFonts w:ascii="Consolas" w:hAnsi="Consolas"/>
-          <w:color w:val="D4D4D4"/>
+          <w:color w:val="262626"/>
           <w:sz w:val="16"/>
         </w:rPr>
-        <w:t>()</w:t>
+        <w:t xml:space="preserve">()</w:t>
+      </w:r>
+      <w:r>
         <w:br/>
+      </w:r>
+      <w:r>
+        <w:rPr>
+          <w:rFonts w:ascii="Consolas" w:hAnsi="Consolas"/>
+          <w:color w:val="262626"/>
+          <w:sz w:val="16"/>
+        </w:rPr>
         <w:t xml:space="preserve">        -&gt;</w:t>
       </w:r>
       <w:r>
         <w:rPr>
           <w:rFonts w:ascii="Consolas" w:hAnsi="Consolas"/>
-          <w:color w:val="DCDCAA"/>
+          <w:color w:val="795E26"/>
           <w:sz w:val="16"/>
         </w:rPr>
-        <w:t>whereKey</w:t>
+        <w:t xml:space="preserve">whereKey</w:t>
       </w:r>
       <w:r>
         <w:rPr>
           <w:rFonts w:ascii="Consolas" w:hAnsi="Consolas"/>
-          <w:color w:val="D4D4D4"/>
+          <w:color w:val="262626"/>
           <w:sz w:val="16"/>
         </w:rPr>
-        <w:t>(</w:t>
+        <w:t xml:space="preserve">(</w:t>
       </w:r>
       <w:r>
         <w:rPr>
           <w:rFonts w:ascii="Consolas" w:hAnsi="Consolas"/>
-          <w:color w:val="DCDCAA"/>
+          <w:color w:val="795E26"/>
           <w:sz w:val="16"/>
         </w:rPr>
-        <w:t>array_column</w:t>
+        <w:t xml:space="preserve">array_column</w:t>
       </w:r>
       <w:r>
         <w:rPr>
           <w:rFonts w:ascii="Consolas" w:hAnsi="Consolas"/>
-          <w:color w:val="D4D4D4"/>
+          <w:color w:val="262626"/>
           <w:sz w:val="16"/>
         </w:rPr>
-        <w:t>(</w:t>
+        <w:t xml:space="preserve">(</w:t>
       </w:r>
       <w:r>
         <w:rPr>
           <w:rFonts w:ascii="Consolas" w:hAnsi="Consolas"/>
-          <w:color w:val="9CDCFE"/>
+          <w:color w:val="660E7A"/>
           <w:sz w:val="16"/>
         </w:rPr>
-        <w:t>$cart</w:t>
+        <w:t xml:space="preserve">$cart</w:t>
       </w:r>
       <w:r>
         <w:rPr>
           <w:rFonts w:ascii="Consolas" w:hAnsi="Consolas"/>
-          <w:color w:val="D4D4D4"/>
+          <w:color w:val="262626"/>
           <w:sz w:val="16"/>
         </w:rPr>
-        <w:t>[</w:t>
+        <w:t xml:space="preserve">[</w:t>
       </w:r>
       <w:r>
         <w:rPr>
           <w:rFonts w:ascii="Consolas" w:hAnsi="Consolas"/>
-          <w:color w:val="CE9178"/>
+          <w:color w:val="00733B"/>
           <w:sz w:val="16"/>
         </w:rPr>
-        <w:t>'items'</w:t>
+        <w:t xml:space="preserve">'items'</w:t>
       </w:r>
       <w:r>
         <w:rPr>
           <w:rFonts w:ascii="Consolas" w:hAnsi="Consolas"/>
-          <w:color w:val="D4D4D4"/>
+          <w:color w:val="262626"/>
           <w:sz w:val="16"/>
         </w:rPr>
         <w:t xml:space="preserve">], </w:t>
@@ -5648,190 +5342,257 @@
       <w:r>
         <w:rPr>
           <w:rFonts w:ascii="Consolas" w:hAnsi="Consolas"/>
-          <w:color w:val="CE9178"/>
+          <w:color w:val="00733B"/>
           <w:sz w:val="16"/>
         </w:rPr>
-        <w:t>'menu_id'</w:t>
+        <w:t xml:space="preserve">'menu_id'</w:t>
       </w:r>
       <w:r>
         <w:rPr>
           <w:rFonts w:ascii="Consolas" w:hAnsi="Consolas"/>
-          <w:color w:val="D4D4D4"/>
+          <w:color w:val="262626"/>
           <w:sz w:val="16"/>
         </w:rPr>
-        <w:t>))</w:t>
+        <w:t xml:space="preserve">))</w:t>
+      </w:r>
+      <w:r>
         <w:br/>
+      </w:r>
+      <w:r>
+        <w:rPr>
+          <w:rFonts w:ascii="Consolas" w:hAnsi="Consolas"/>
+          <w:color w:val="262626"/>
+          <w:sz w:val="16"/>
+        </w:rPr>
         <w:t xml:space="preserve">        -&gt;</w:t>
       </w:r>
       <w:r>
         <w:rPr>
           <w:rFonts w:ascii="Consolas" w:hAnsi="Consolas"/>
-          <w:color w:val="DCDCAA"/>
+          <w:color w:val="795E26"/>
           <w:sz w:val="16"/>
         </w:rPr>
-        <w:t>lockForUpdate</w:t>
+        <w:t xml:space="preserve">lockForUpdate</w:t>
       </w:r>
       <w:r>
         <w:rPr>
           <w:rFonts w:ascii="Consolas" w:hAnsi="Consolas"/>
-          <w:color w:val="D4D4D4"/>
+          <w:color w:val="262626"/>
           <w:sz w:val="16"/>
         </w:rPr>
-        <w:t>()</w:t>
+        <w:t xml:space="preserve">()</w:t>
+      </w:r>
+      <w:r>
         <w:br/>
+      </w:r>
+      <w:r>
+        <w:rPr>
+          <w:rFonts w:ascii="Consolas" w:hAnsi="Consolas"/>
+          <w:color w:val="262626"/>
+          <w:sz w:val="16"/>
+        </w:rPr>
         <w:t xml:space="preserve">        -&gt;</w:t>
       </w:r>
       <w:r>
         <w:rPr>
           <w:rFonts w:ascii="Consolas" w:hAnsi="Consolas"/>
-          <w:color w:val="DCDCAA"/>
+          <w:color w:val="795E26"/>
           <w:sz w:val="16"/>
         </w:rPr>
-        <w:t>get</w:t>
+        <w:t xml:space="preserve">get</w:t>
       </w:r>
       <w:r>
         <w:rPr>
           <w:rFonts w:ascii="Consolas" w:hAnsi="Consolas"/>
-          <w:color w:val="D4D4D4"/>
+          <w:color w:val="262626"/>
           <w:sz w:val="16"/>
         </w:rPr>
-        <w:t>()</w:t>
+        <w:t xml:space="preserve">()</w:t>
+      </w:r>
+      <w:r>
         <w:br/>
+      </w:r>
+      <w:r>
+        <w:rPr>
+          <w:rFonts w:ascii="Consolas" w:hAnsi="Consolas"/>
+          <w:color w:val="262626"/>
+          <w:sz w:val="16"/>
+        </w:rPr>
         <w:t xml:space="preserve">        -&gt;</w:t>
       </w:r>
       <w:r>
         <w:rPr>
           <w:rFonts w:ascii="Consolas" w:hAnsi="Consolas"/>
-          <w:color w:val="DCDCAA"/>
+          <w:color w:val="795E26"/>
           <w:sz w:val="16"/>
         </w:rPr>
-        <w:t>keyBy</w:t>
+        <w:t xml:space="preserve">keyBy</w:t>
       </w:r>
       <w:r>
         <w:rPr>
           <w:rFonts w:ascii="Consolas" w:hAnsi="Consolas"/>
-          <w:color w:val="D4D4D4"/>
+          <w:color w:val="262626"/>
           <w:sz w:val="16"/>
         </w:rPr>
-        <w:t>(</w:t>
+        <w:t xml:space="preserve">(</w:t>
       </w:r>
       <w:r>
         <w:rPr>
           <w:rFonts w:ascii="Consolas" w:hAnsi="Consolas"/>
-          <w:color w:val="CE9178"/>
+          <w:color w:val="00733B"/>
           <w:sz w:val="16"/>
         </w:rPr>
-        <w:t>'id'</w:t>
+        <w:t xml:space="preserve">'id'</w:t>
       </w:r>
       <w:r>
         <w:rPr>
           <w:rFonts w:ascii="Consolas" w:hAnsi="Consolas"/>
-          <w:color w:val="D4D4D4"/>
+          <w:color w:val="262626"/>
           <w:sz w:val="16"/>
         </w:rPr>
-        <w:t>);</w:t>
+        <w:t xml:space="preserve">);</w:t>
+      </w:r>
+      <w:r>
         <w:br/>
+      </w:r>
+      <w:r>
         <w:br/>
+      </w:r>
+      <w:r>
+        <w:rPr>
+          <w:rFonts w:ascii="Consolas" w:hAnsi="Consolas"/>
+          <w:color w:val="262626"/>
+          <w:sz w:val="16"/>
+        </w:rPr>
         <w:t xml:space="preserve">    </w:t>
       </w:r>
       <w:r>
         <w:rPr>
           <w:rFonts w:ascii="Consolas" w:hAnsi="Consolas"/>
-          <w:color w:val="6A9955"/>
+          <w:i/>
+          <w:color w:val="808080"/>
           <w:sz w:val="16"/>
         </w:rPr>
-        <w:t>// validasi, buat order + tenant_orders, snapshot, kurangi stok</w:t>
+        <w:t xml:space="preserve">// validasi, buat order + tenant_orders, snapshot, kurangi stok</w:t>
+      </w:r>
+      <w:r>
+        <w:br/>
       </w:r>
       <w:r>
         <w:rPr>
           <w:rFonts w:ascii="Consolas" w:hAnsi="Consolas"/>
-          <w:color w:val="D4D4D4"/>
+          <w:color w:val="262626"/>
           <w:sz w:val="16"/>
         </w:rPr>
+        <w:t xml:space="preserve">    </w:t>
+      </w:r>
+      <w:r>
+        <w:rPr>
+          <w:rFonts w:ascii="Consolas" w:hAnsi="Consolas"/>
+          <w:b/>
+          <w:color w:val="000080"/>
+          <w:sz w:val="16"/>
+        </w:rPr>
+        <w:t xml:space="preserve">return</w:t>
+      </w:r>
+      <w:r>
+        <w:rPr>
+          <w:rFonts w:ascii="Consolas" w:hAnsi="Consolas"/>
+          <w:color w:val="262626"/>
+          <w:sz w:val="16"/>
+        </w:rPr>
+        <w:t xml:space="preserve"> </w:t>
+      </w:r>
+      <w:r>
+        <w:rPr>
+          <w:rFonts w:ascii="Consolas" w:hAnsi="Consolas"/>
+          <w:color w:val="660E7A"/>
+          <w:sz w:val="16"/>
+        </w:rPr>
+        <w:t xml:space="preserve">$order</w:t>
+      </w:r>
+      <w:r>
+        <w:rPr>
+          <w:rFonts w:ascii="Consolas" w:hAnsi="Consolas"/>
+          <w:color w:val="262626"/>
+          <w:sz w:val="16"/>
+        </w:rPr>
+        <w:t xml:space="preserve">-&gt;</w:t>
+      </w:r>
+      <w:r>
+        <w:rPr>
+          <w:rFonts w:ascii="Consolas" w:hAnsi="Consolas"/>
+          <w:color w:val="795E26"/>
+          <w:sz w:val="16"/>
+        </w:rPr>
+        <w:t xml:space="preserve">load</w:t>
+      </w:r>
+      <w:r>
+        <w:rPr>
+          <w:rFonts w:ascii="Consolas" w:hAnsi="Consolas"/>
+          <w:color w:val="262626"/>
+          <w:sz w:val="16"/>
+        </w:rPr>
+        <w:t xml:space="preserve">(</w:t>
+      </w:r>
+      <w:r>
+        <w:rPr>
+          <w:rFonts w:ascii="Consolas" w:hAnsi="Consolas"/>
+          <w:color w:val="00733B"/>
+          <w:sz w:val="16"/>
+        </w:rPr>
+        <w:t xml:space="preserve">'tenantOrders.items'</w:t>
+      </w:r>
+      <w:r>
+        <w:rPr>
+          <w:rFonts w:ascii="Consolas" w:hAnsi="Consolas"/>
+          <w:color w:val="262626"/>
+          <w:sz w:val="16"/>
+        </w:rPr>
+        <w:t xml:space="preserve">);</w:t>
+      </w:r>
+      <w:r>
         <w:br/>
-        <w:t xml:space="preserve">    </w:t>
       </w:r>
       <w:r>
         <w:rPr>
           <w:rFonts w:ascii="Consolas" w:hAnsi="Consolas"/>
-          <w:color w:val="569CD6"/>
+          <w:color w:val="262626"/>
           <w:sz w:val="16"/>
         </w:rPr>
-        <w:t>return</w:t>
+        <w:t xml:space="preserve">}, </w:t>
       </w:r>
       <w:r>
         <w:rPr>
           <w:rFonts w:ascii="Consolas" w:hAnsi="Consolas"/>
-          <w:color w:val="D4D4D4"/>
+          <w:color w:val="660E7A"/>
           <w:sz w:val="16"/>
         </w:rPr>
-        <w:t xml:space="preserve"> </w:t>
+        <w:t xml:space="preserve">attempts</w:t>
       </w:r>
       <w:r>
         <w:rPr>
           <w:rFonts w:ascii="Consolas" w:hAnsi="Consolas"/>
-          <w:color w:val="9CDCFE"/>
+          <w:color w:val="262626"/>
           <w:sz w:val="16"/>
         </w:rPr>
-        <w:t>$order</w:t>
+        <w:t xml:space="preserve">: </w:t>
       </w:r>
       <w:r>
         <w:rPr>
           <w:rFonts w:ascii="Consolas" w:hAnsi="Consolas"/>
-          <w:color w:val="D4D4D4"/>
+          <w:color w:val="0073E6"/>
           <w:sz w:val="16"/>
         </w:rPr>
-        <w:t>-&gt;</w:t>
+        <w:t xml:space="preserve">3</w:t>
       </w:r>
       <w:r>
         <w:rPr>
           <w:rFonts w:ascii="Consolas" w:hAnsi="Consolas"/>
-          <w:color w:val="DCDCAA"/>
+          <w:color w:val="262626"/>
           <w:sz w:val="16"/>
         </w:rPr>
-        <w:t>load</w:t>
-      </w:r>
-      <w:r>
-        <w:rPr>
-          <w:rFonts w:ascii="Consolas" w:hAnsi="Consolas"/>
-          <w:color w:val="D4D4D4"/>
-          <w:sz w:val="16"/>
-        </w:rPr>
-        <w:t>(</w:t>
-      </w:r>
-      <w:r>
-        <w:rPr>
-          <w:rFonts w:ascii="Consolas" w:hAnsi="Consolas"/>
-          <w:color w:val="CE9178"/>
-          <w:sz w:val="16"/>
-        </w:rPr>
-        <w:t>'tenantOrders.items'</w:t>
-      </w:r>
-      <w:r>
-        <w:rPr>
-          <w:rFonts w:ascii="Consolas" w:hAnsi="Consolas"/>
-          <w:color w:val="D4D4D4"/>
-          <w:sz w:val="16"/>
-        </w:rPr>
-        <w:t>);</w:t>
-        <w:br/>
-        <w:t xml:space="preserve">}, attempts: </w:t>
-      </w:r>
-      <w:r>
-        <w:rPr>
-          <w:rFonts w:ascii="Consolas" w:hAnsi="Consolas"/>
-          <w:color w:val="B5CEA8"/>
-          <w:sz w:val="16"/>
-        </w:rPr>
-        <w:t>3</w:t>
-      </w:r>
-      <w:r>
-        <w:rPr>
-          <w:rFonts w:ascii="Consolas" w:hAnsi="Consolas"/>
-          <w:color w:val="D4D4D4"/>
-          <w:sz w:val="16"/>
-        </w:rPr>
-        <w:t>);</w:t>
+        <w:t xml:space="preserve">);</w:t>
       </w:r>
     </w:p>
     <w:p>
@@ -18861,7 +18622,7 @@
     </w:pPr>
     <w:rPr>
       <w:rFonts w:ascii="Consolas" w:hAnsi="Consolas"/>
-      <w:color w:val="D4D4D4"/>
+      <w:color w:val="262626"/>
       <w:sz w:val="16"/>
     </w:rPr>
   </w:style>
@@ -18973,7 +18734,7 @@
     <w:rPr>
       <w:rFonts w:ascii="Consolas" w:hAnsi="Consolas"/>
       <w:b/>
-      <w:color w:val="FFFFFF"/>
+      <w:color w:val="262626"/>
       <w:sz w:val="16"/>
     </w:rPr>
   </w:style>
